--- a/project_documents/documentation/RetailMart_V3_Marketing_Digital_Logistics_Deliverable.docx
+++ b/project_documents/documentation/RetailMart_V3_Marketing_Digital_Logistics_Deliverable.docx
@@ -23,19 +23,19 @@
         <w:rPr>
           <w:b/>
           <w:color w:val="0F172A"/>
-          <w:sz w:val="44"/>
+          <w:sz w:val="40"/>
         </w:rPr>
         <w:t>Marketing, Digital &amp; Logistics Analytics Deliverable</w:t>
       </w:r>
     </w:p>
     <w:p>
       <w:pPr>
-        <w:spacing w:after="320"/>
+        <w:spacing w:after="280"/>
       </w:pPr>
       <w:r>
         <w:rPr>
           <w:color w:val="64748B"/>
-          <w:sz w:val="22"/>
+          <w:sz w:val="21"/>
         </w:rPr>
         <w:t>Domain Suite 1: Paid Media Campaigns, Web Event Traffic &amp; Supply Chain Delivery Performance</w:t>
       </w:r>
@@ -48,9 +48,9 @@
         <w:rPr>
           <w:b/>
           <w:color w:val="1E293B"/>
-          <w:sz w:val="28"/>
+          <w:sz w:val="26"/>
         </w:rPr>
-        <w:t>Headline Key Performance Indicators</w:t>
+        <w:t>Headline Key Performance Indicators (18 KPIs)</w:t>
       </w:r>
     </w:p>
     <w:tbl>
@@ -71,10 +71,10 @@
             <w:tcW w:type="dxa" w:w="2880"/>
             <w:shd w:fill="0F172A"/>
             <w:tcMar>
-              <w:top w:w="120" w:type="dxa"/>
-              <w:bottom w:w="120" w:type="dxa"/>
-              <w:left w:w="140" w:type="dxa"/>
-              <w:right w:w="140" w:type="dxa"/>
+              <w:top w:w="100" w:type="dxa"/>
+              <w:bottom w:w="100" w:type="dxa"/>
+              <w:left w:w="120" w:type="dxa"/>
+              <w:right w:w="120" w:type="dxa"/>
             </w:tcMar>
           </w:tcPr>
           <w:p>
@@ -85,9 +85,9 @@
               <w:rPr>
                 <w:b/>
                 <w:color w:val="FFFFFF"/>
-                <w:sz w:val="18"/>
+                <w:sz w:val="17"/>
               </w:rPr>
-              <w:t>KPI Name</w:t>
+              <w:t>KPI Title</w:t>
             </w:r>
           </w:p>
         </w:tc>
@@ -96,10 +96,10 @@
             <w:tcW w:type="dxa" w:w="2880"/>
             <w:shd w:fill="0F172A"/>
             <w:tcMar>
-              <w:top w:w="120" w:type="dxa"/>
-              <w:bottom w:w="120" w:type="dxa"/>
-              <w:left w:w="140" w:type="dxa"/>
-              <w:right w:w="140" w:type="dxa"/>
+              <w:top w:w="100" w:type="dxa"/>
+              <w:bottom w:w="100" w:type="dxa"/>
+              <w:left w:w="120" w:type="dxa"/>
+              <w:right w:w="120" w:type="dxa"/>
             </w:tcMar>
           </w:tcPr>
           <w:p>
@@ -110,7 +110,7 @@
               <w:rPr>
                 <w:b/>
                 <w:color w:val="FFFFFF"/>
-                <w:sz w:val="18"/>
+                <w:sz w:val="17"/>
               </w:rPr>
               <w:t>Performance Value</w:t>
             </w:r>
@@ -121,10 +121,10 @@
             <w:tcW w:type="dxa" w:w="2880"/>
             <w:shd w:fill="0F172A"/>
             <w:tcMar>
-              <w:top w:w="120" w:type="dxa"/>
-              <w:bottom w:w="120" w:type="dxa"/>
-              <w:left w:w="140" w:type="dxa"/>
-              <w:right w:w="140" w:type="dxa"/>
+              <w:top w:w="100" w:type="dxa"/>
+              <w:bottom w:w="100" w:type="dxa"/>
+              <w:left w:w="120" w:type="dxa"/>
+              <w:right w:w="120" w:type="dxa"/>
             </w:tcMar>
           </w:tcPr>
           <w:p>
@@ -135,9 +135,9 @@
               <w:rPr>
                 <w:b/>
                 <w:color w:val="FFFFFF"/>
-                <w:sz w:val="18"/>
+                <w:sz w:val="17"/>
               </w:rPr>
-              <w:t>Operational Context</w:t>
+              <w:t>Operational Subtext</w:t>
             </w:r>
           </w:p>
         </w:tc>
@@ -148,17 +148,17 @@
             <w:tcW w:type="dxa" w:w="2880"/>
             <w:shd w:fill="FFFFFF"/>
             <w:tcMar>
-              <w:top w:w="80" w:type="dxa"/>
-              <w:bottom w:w="80" w:type="dxa"/>
-              <w:left w:w="140" w:type="dxa"/>
-              <w:right w:w="140" w:type="dxa"/>
+              <w:top w:w="70" w:type="dxa"/>
+              <w:bottom w:w="70" w:type="dxa"/>
+              <w:left w:w="120" w:type="dxa"/>
+              <w:right w:w="120" w:type="dxa"/>
             </w:tcMar>
           </w:tcPr>
           <w:p>
             <w:r>
               <w:rPr>
                 <w:color w:val="334155"/>
-                <w:sz w:val="17"/>
+                <w:sz w:val="16"/>
               </w:rPr>
               <w:t>Total Ad Spend</w:t>
             </w:r>
@@ -169,17 +169,17 @@
             <w:tcW w:type="dxa" w:w="2880"/>
             <w:shd w:fill="FFFFFF"/>
             <w:tcMar>
-              <w:top w:w="80" w:type="dxa"/>
-              <w:bottom w:w="80" w:type="dxa"/>
-              <w:left w:w="140" w:type="dxa"/>
-              <w:right w:w="140" w:type="dxa"/>
+              <w:top w:w="70" w:type="dxa"/>
+              <w:bottom w:w="70" w:type="dxa"/>
+              <w:left w:w="120" w:type="dxa"/>
+              <w:right w:w="120" w:type="dxa"/>
             </w:tcMar>
           </w:tcPr>
           <w:p>
             <w:r>
               <w:rPr>
                 <w:color w:val="334155"/>
-                <w:sz w:val="17"/>
+                <w:sz w:val="16"/>
               </w:rPr>
               <w:t>₹1.03 Cr</w:t>
             </w:r>
@@ -190,17 +190,17 @@
             <w:tcW w:type="dxa" w:w="2880"/>
             <w:shd w:fill="FFFFFF"/>
             <w:tcMar>
-              <w:top w:w="80" w:type="dxa"/>
-              <w:bottom w:w="80" w:type="dxa"/>
-              <w:left w:w="140" w:type="dxa"/>
-              <w:right w:w="140" w:type="dxa"/>
+              <w:top w:w="70" w:type="dxa"/>
+              <w:bottom w:w="70" w:type="dxa"/>
+              <w:left w:w="120" w:type="dxa"/>
+              <w:right w:w="120" w:type="dxa"/>
             </w:tcMar>
           </w:tcPr>
           <w:p>
             <w:r>
               <w:rPr>
                 <w:color w:val="334155"/>
-                <w:sz w:val="17"/>
+                <w:sz w:val="16"/>
               </w:rPr>
               <w:t>₹10,302,874 across 5 platforms</w:t>
             </w:r>
@@ -213,17 +213,17 @@
             <w:tcW w:type="dxa" w:w="2880"/>
             <w:shd w:fill="F8FAFC"/>
             <w:tcMar>
-              <w:top w:w="80" w:type="dxa"/>
-              <w:bottom w:w="80" w:type="dxa"/>
-              <w:left w:w="140" w:type="dxa"/>
-              <w:right w:w="140" w:type="dxa"/>
+              <w:top w:w="70" w:type="dxa"/>
+              <w:bottom w:w="70" w:type="dxa"/>
+              <w:left w:w="120" w:type="dxa"/>
+              <w:right w:w="120" w:type="dxa"/>
             </w:tcMar>
           </w:tcPr>
           <w:p>
             <w:r>
               <w:rPr>
                 <w:color w:val="334155"/>
-                <w:sz w:val="17"/>
+                <w:sz w:val="16"/>
               </w:rPr>
               <w:t>Authorized Budget</w:t>
             </w:r>
@@ -234,19 +234,19 @@
             <w:tcW w:type="dxa" w:w="2880"/>
             <w:shd w:fill="F8FAFC"/>
             <w:tcMar>
-              <w:top w:w="80" w:type="dxa"/>
-              <w:bottom w:w="80" w:type="dxa"/>
-              <w:left w:w="140" w:type="dxa"/>
-              <w:right w:w="140" w:type="dxa"/>
+              <w:top w:w="70" w:type="dxa"/>
+              <w:bottom w:w="70" w:type="dxa"/>
+              <w:left w:w="120" w:type="dxa"/>
+              <w:right w:w="120" w:type="dxa"/>
             </w:tcMar>
           </w:tcPr>
           <w:p>
             <w:r>
               <w:rPr>
                 <w:color w:val="334155"/>
-                <w:sz w:val="17"/>
+                <w:sz w:val="16"/>
               </w:rPr>
-              <w:t>₹13.11 Cr</w:t>
+              <w:t>₹12.63 Cr</w:t>
             </w:r>
           </w:p>
         </w:tc>
@@ -255,17 +255,17 @@
             <w:tcW w:type="dxa" w:w="2880"/>
             <w:shd w:fill="F8FAFC"/>
             <w:tcMar>
-              <w:top w:w="80" w:type="dxa"/>
-              <w:bottom w:w="80" w:type="dxa"/>
-              <w:left w:w="140" w:type="dxa"/>
-              <w:right w:w="140" w:type="dxa"/>
+              <w:top w:w="70" w:type="dxa"/>
+              <w:bottom w:w="70" w:type="dxa"/>
+              <w:left w:w="120" w:type="dxa"/>
+              <w:right w:w="120" w:type="dxa"/>
             </w:tcMar>
           </w:tcPr>
           <w:p>
             <w:r>
               <w:rPr>
                 <w:color w:val="334155"/>
-                <w:sz w:val="17"/>
+                <w:sz w:val="16"/>
               </w:rPr>
               <w:t>250 marketing initiatives</w:t>
             </w:r>
@@ -278,17 +278,17 @@
             <w:tcW w:type="dxa" w:w="2880"/>
             <w:shd w:fill="FFFFFF"/>
             <w:tcMar>
-              <w:top w:w="80" w:type="dxa"/>
-              <w:bottom w:w="80" w:type="dxa"/>
-              <w:left w:w="140" w:type="dxa"/>
-              <w:right w:w="140" w:type="dxa"/>
+              <w:top w:w="70" w:type="dxa"/>
+              <w:bottom w:w="70" w:type="dxa"/>
+              <w:left w:w="120" w:type="dxa"/>
+              <w:right w:w="120" w:type="dxa"/>
             </w:tcMar>
           </w:tcPr>
           <w:p>
             <w:r>
               <w:rPr>
                 <w:color w:val="334155"/>
-                <w:sz w:val="17"/>
+                <w:sz w:val="16"/>
               </w:rPr>
               <w:t>Budget Utilization</w:t>
             </w:r>
@@ -299,19 +299,19 @@
             <w:tcW w:type="dxa" w:w="2880"/>
             <w:shd w:fill="FFFFFF"/>
             <w:tcMar>
-              <w:top w:w="80" w:type="dxa"/>
-              <w:bottom w:w="80" w:type="dxa"/>
-              <w:left w:w="140" w:type="dxa"/>
-              <w:right w:w="140" w:type="dxa"/>
+              <w:top w:w="70" w:type="dxa"/>
+              <w:bottom w:w="70" w:type="dxa"/>
+              <w:left w:w="120" w:type="dxa"/>
+              <w:right w:w="120" w:type="dxa"/>
             </w:tcMar>
           </w:tcPr>
           <w:p>
             <w:r>
               <w:rPr>
                 <w:color w:val="334155"/>
-                <w:sz w:val="17"/>
+                <w:sz w:val="16"/>
               </w:rPr>
-              <w:t>7.86%</w:t>
+              <w:t>8.20%</w:t>
             </w:r>
           </w:p>
         </w:tc>
@@ -320,19 +320,19 @@
             <w:tcW w:type="dxa" w:w="2880"/>
             <w:shd w:fill="FFFFFF"/>
             <w:tcMar>
-              <w:top w:w="80" w:type="dxa"/>
-              <w:bottom w:w="80" w:type="dxa"/>
-              <w:left w:w="140" w:type="dxa"/>
-              <w:right w:w="140" w:type="dxa"/>
+              <w:top w:w="70" w:type="dxa"/>
+              <w:bottom w:w="70" w:type="dxa"/>
+              <w:left w:w="120" w:type="dxa"/>
+              <w:right w:w="120" w:type="dxa"/>
             </w:tcMar>
           </w:tcPr>
           <w:p>
             <w:r>
               <w:rPr>
                 <w:color w:val="334155"/>
-                <w:sz w:val="17"/>
+                <w:sz w:val="16"/>
               </w:rPr>
-              <w:t>Pacing vs authorized cap</w:t>
+              <w:t>Spend pacing vs budget cap</w:t>
             </w:r>
           </w:p>
         </w:tc>
@@ -343,19 +343,19 @@
             <w:tcW w:type="dxa" w:w="2880"/>
             <w:shd w:fill="F8FAFC"/>
             <w:tcMar>
-              <w:top w:w="80" w:type="dxa"/>
-              <w:bottom w:w="80" w:type="dxa"/>
-              <w:left w:w="140" w:type="dxa"/>
-              <w:right w:w="140" w:type="dxa"/>
+              <w:top w:w="70" w:type="dxa"/>
+              <w:bottom w:w="70" w:type="dxa"/>
+              <w:left w:w="120" w:type="dxa"/>
+              <w:right w:w="120" w:type="dxa"/>
             </w:tcMar>
           </w:tcPr>
           <w:p>
             <w:r>
               <w:rPr>
                 <w:color w:val="334155"/>
-                <w:sz w:val="17"/>
+                <w:sz w:val="16"/>
               </w:rPr>
-              <w:t>Email CTR Rate</w:t>
+              <w:t>Emails Delivered</w:t>
             </w:r>
           </w:p>
         </w:tc>
@@ -364,19 +364,19 @@
             <w:tcW w:type="dxa" w:w="2880"/>
             <w:shd w:fill="F8FAFC"/>
             <w:tcMar>
-              <w:top w:w="80" w:type="dxa"/>
-              <w:bottom w:w="80" w:type="dxa"/>
-              <w:left w:w="140" w:type="dxa"/>
-              <w:right w:w="140" w:type="dxa"/>
+              <w:top w:w="70" w:type="dxa"/>
+              <w:bottom w:w="70" w:type="dxa"/>
+              <w:left w:w="120" w:type="dxa"/>
+              <w:right w:w="120" w:type="dxa"/>
             </w:tcMar>
           </w:tcPr>
           <w:p>
             <w:r>
               <w:rPr>
                 <w:color w:val="334155"/>
-                <w:sz w:val="17"/>
+                <w:sz w:val="16"/>
               </w:rPr>
-              <w:t>22.92%</w:t>
+              <w:t>12.95M</w:t>
             </w:r>
           </w:p>
         </w:tc>
@@ -385,19 +385,19 @@
             <w:tcW w:type="dxa" w:w="2880"/>
             <w:shd w:fill="F8FAFC"/>
             <w:tcMar>
-              <w:top w:w="80" w:type="dxa"/>
-              <w:bottom w:w="80" w:type="dxa"/>
-              <w:left w:w="140" w:type="dxa"/>
-              <w:right w:w="140" w:type="dxa"/>
+              <w:top w:w="70" w:type="dxa"/>
+              <w:bottom w:w="70" w:type="dxa"/>
+              <w:left w:w="120" w:type="dxa"/>
+              <w:right w:w="120" w:type="dxa"/>
             </w:tcMar>
           </w:tcPr>
           <w:p>
             <w:r>
               <w:rPr>
                 <w:color w:val="334155"/>
-                <w:sz w:val="17"/>
+                <w:sz w:val="16"/>
               </w:rPr>
-              <w:t>895,617 clicked of 3.91M opens</w:t>
+              <w:t>3.91M opens (30.2% open rate)</w:t>
             </w:r>
           </w:p>
         </w:tc>
@@ -408,17 +408,82 @@
             <w:tcW w:type="dxa" w:w="2880"/>
             <w:shd w:fill="FFFFFF"/>
             <w:tcMar>
-              <w:top w:w="80" w:type="dxa"/>
-              <w:bottom w:w="80" w:type="dxa"/>
-              <w:left w:w="140" w:type="dxa"/>
-              <w:right w:w="140" w:type="dxa"/>
+              <w:top w:w="70" w:type="dxa"/>
+              <w:bottom w:w="70" w:type="dxa"/>
+              <w:left w:w="120" w:type="dxa"/>
+              <w:right w:w="120" w:type="dxa"/>
             </w:tcMar>
           </w:tcPr>
           <w:p>
             <w:r>
               <w:rPr>
                 <w:color w:val="334155"/>
-                <w:sz w:val="17"/>
+                <w:sz w:val="16"/>
+              </w:rPr>
+              <w:t>Email CTR Rate</w:t>
+            </w:r>
+          </w:p>
+        </w:tc>
+        <w:tc>
+          <w:tcPr>
+            <w:tcW w:type="dxa" w:w="2880"/>
+            <w:shd w:fill="FFFFFF"/>
+            <w:tcMar>
+              <w:top w:w="70" w:type="dxa"/>
+              <w:bottom w:w="70" w:type="dxa"/>
+              <w:left w:w="120" w:type="dxa"/>
+              <w:right w:w="120" w:type="dxa"/>
+            </w:tcMar>
+          </w:tcPr>
+          <w:p>
+            <w:r>
+              <w:rPr>
+                <w:color w:val="334155"/>
+                <w:sz w:val="16"/>
+              </w:rPr>
+              <w:t>22.90%</w:t>
+            </w:r>
+          </w:p>
+        </w:tc>
+        <w:tc>
+          <w:tcPr>
+            <w:tcW w:type="dxa" w:w="2880"/>
+            <w:shd w:fill="FFFFFF"/>
+            <w:tcMar>
+              <w:top w:w="70" w:type="dxa"/>
+              <w:bottom w:w="70" w:type="dxa"/>
+              <w:left w:w="120" w:type="dxa"/>
+              <w:right w:w="120" w:type="dxa"/>
+            </w:tcMar>
+          </w:tcPr>
+          <w:p>
+            <w:r>
+              <w:rPr>
+                <w:color w:val="334155"/>
+                <w:sz w:val="16"/>
+              </w:rPr>
+              <w:t>895,617 clicks of 3.91M opens</w:t>
+            </w:r>
+          </w:p>
+        </w:tc>
+      </w:tr>
+      <w:tr>
+        <w:tc>
+          <w:tcPr>
+            <w:tcW w:type="dxa" w:w="2880"/>
+            <w:shd w:fill="F8FAFC"/>
+            <w:tcMar>
+              <w:top w:w="70" w:type="dxa"/>
+              <w:bottom w:w="70" w:type="dxa"/>
+              <w:left w:w="120" w:type="dxa"/>
+              <w:right w:w="120" w:type="dxa"/>
+            </w:tcMar>
+          </w:tcPr>
+          <w:p>
+            <w:r>
+              <w:rPr>
+                <w:color w:val="334155"/>
+                <w:sz w:val="16"/>
               </w:rPr>
               <w:t>Web Sessions</w:t>
             </w:r>
@@ -427,19 +492,19 @@
         <w:tc>
           <w:tcPr>
             <w:tcW w:type="dxa" w:w="2880"/>
-            <w:shd w:fill="FFFFFF"/>
+            <w:shd w:fill="F8FAFC"/>
             <w:tcMar>
-              <w:top w:w="80" w:type="dxa"/>
-              <w:bottom w:w="80" w:type="dxa"/>
-              <w:left w:w="140" w:type="dxa"/>
-              <w:right w:w="140" w:type="dxa"/>
+              <w:top w:w="70" w:type="dxa"/>
+              <w:bottom w:w="70" w:type="dxa"/>
+              <w:left w:w="120" w:type="dxa"/>
+              <w:right w:w="120" w:type="dxa"/>
             </w:tcMar>
           </w:tcPr>
           <w:p>
             <w:r>
               <w:rPr>
                 <w:color w:val="334155"/>
-                <w:sz w:val="17"/>
+                <w:sz w:val="16"/>
               </w:rPr>
               <w:t>99,320</w:t>
             </w:r>
@@ -448,19 +513,19 @@
         <w:tc>
           <w:tcPr>
             <w:tcW w:type="dxa" w:w="2880"/>
-            <w:shd w:fill="FFFFFF"/>
+            <w:shd w:fill="F8FAFC"/>
             <w:tcMar>
-              <w:top w:w="80" w:type="dxa"/>
-              <w:bottom w:w="80" w:type="dxa"/>
-              <w:left w:w="140" w:type="dxa"/>
-              <w:right w:w="140" w:type="dxa"/>
+              <w:top w:w="70" w:type="dxa"/>
+              <w:bottom w:w="70" w:type="dxa"/>
+              <w:left w:w="120" w:type="dxa"/>
+              <w:right w:w="120" w:type="dxa"/>
             </w:tcMar>
           </w:tcPr>
           <w:p>
             <w:r>
               <w:rPr>
                 <w:color w:val="334155"/>
-                <w:sz w:val="17"/>
+                <w:sz w:val="16"/>
               </w:rPr>
               <w:t>500,000 page views (5.03/session)</w:t>
             </w:r>
@@ -471,21 +536,86 @@
         <w:tc>
           <w:tcPr>
             <w:tcW w:type="dxa" w:w="2880"/>
-            <w:shd w:fill="F8FAFC"/>
+            <w:shd w:fill="FFFFFF"/>
             <w:tcMar>
-              <w:top w:w="80" w:type="dxa"/>
-              <w:bottom w:w="80" w:type="dxa"/>
-              <w:left w:w="140" w:type="dxa"/>
-              <w:right w:w="140" w:type="dxa"/>
+              <w:top w:w="70" w:type="dxa"/>
+              <w:bottom w:w="70" w:type="dxa"/>
+              <w:left w:w="120" w:type="dxa"/>
+              <w:right w:w="120" w:type="dxa"/>
             </w:tcMar>
           </w:tcPr>
           <w:p>
             <w:r>
               <w:rPr>
                 <w:color w:val="334155"/>
-                <w:sz w:val="17"/>
+                <w:sz w:val="16"/>
               </w:rPr>
-              <w:t>Carrier SLA %</w:t>
+              <w:t>Identified Users</w:t>
+            </w:r>
+          </w:p>
+        </w:tc>
+        <w:tc>
+          <w:tcPr>
+            <w:tcW w:type="dxa" w:w="2880"/>
+            <w:shd w:fill="FFFFFF"/>
+            <w:tcMar>
+              <w:top w:w="70" w:type="dxa"/>
+              <w:bottom w:w="70" w:type="dxa"/>
+              <w:left w:w="120" w:type="dxa"/>
+              <w:right w:w="120" w:type="dxa"/>
+            </w:tcMar>
+          </w:tcPr>
+          <w:p>
+            <w:r>
+              <w:rPr>
+                <w:color w:val="334155"/>
+                <w:sz w:val="16"/>
+              </w:rPr>
+              <w:t>40,380</w:t>
+            </w:r>
+          </w:p>
+        </w:tc>
+        <w:tc>
+          <w:tcPr>
+            <w:tcW w:type="dxa" w:w="2880"/>
+            <w:shd w:fill="FFFFFF"/>
+            <w:tcMar>
+              <w:top w:w="70" w:type="dxa"/>
+              <w:bottom w:w="70" w:type="dxa"/>
+              <w:left w:w="120" w:type="dxa"/>
+              <w:right w:w="120" w:type="dxa"/>
+            </w:tcMar>
+          </w:tcPr>
+          <w:p>
+            <w:r>
+              <w:rPr>
+                <w:color w:val="334155"/>
+                <w:sz w:val="16"/>
+              </w:rPr>
+              <w:t>80.8% buyer penetration</w:t>
+            </w:r>
+          </w:p>
+        </w:tc>
+      </w:tr>
+      <w:tr>
+        <w:tc>
+          <w:tcPr>
+            <w:tcW w:type="dxa" w:w="2880"/>
+            <w:shd w:fill="F8FAFC"/>
+            <w:tcMar>
+              <w:top w:w="70" w:type="dxa"/>
+              <w:bottom w:w="70" w:type="dxa"/>
+              <w:left w:w="120" w:type="dxa"/>
+              <w:right w:w="120" w:type="dxa"/>
+            </w:tcMar>
+          </w:tcPr>
+          <w:p>
+            <w:r>
+              <w:rPr>
+                <w:color w:val="334155"/>
+                <w:sz w:val="16"/>
+              </w:rPr>
+              <w:t>Mobile Traffic</w:t>
             </w:r>
           </w:p>
         </w:tc>
@@ -494,17 +624,212 @@
             <w:tcW w:type="dxa" w:w="2880"/>
             <w:shd w:fill="F8FAFC"/>
             <w:tcMar>
-              <w:top w:w="80" w:type="dxa"/>
-              <w:bottom w:w="80" w:type="dxa"/>
-              <w:left w:w="140" w:type="dxa"/>
-              <w:right w:w="140" w:type="dxa"/>
+              <w:top w:w="70" w:type="dxa"/>
+              <w:bottom w:w="70" w:type="dxa"/>
+              <w:left w:w="120" w:type="dxa"/>
+              <w:right w:w="120" w:type="dxa"/>
             </w:tcMar>
           </w:tcPr>
           <w:p>
             <w:r>
               <w:rPr>
                 <w:color w:val="334155"/>
-                <w:sz w:val="17"/>
+                <w:sz w:val="16"/>
+              </w:rPr>
+              <w:t>59.90%</w:t>
+            </w:r>
+          </w:p>
+        </w:tc>
+        <w:tc>
+          <w:tcPr>
+            <w:tcW w:type="dxa" w:w="2880"/>
+            <w:shd w:fill="F8FAFC"/>
+            <w:tcMar>
+              <w:top w:w="70" w:type="dxa"/>
+              <w:bottom w:w="70" w:type="dxa"/>
+              <w:left w:w="120" w:type="dxa"/>
+              <w:right w:w="120" w:type="dxa"/>
+            </w:tcMar>
+          </w:tcPr>
+          <w:p>
+            <w:r>
+              <w:rPr>
+                <w:color w:val="334155"/>
+                <w:sz w:val="16"/>
+              </w:rPr>
+              <w:t>Mobile browser ratio</w:t>
+            </w:r>
+          </w:p>
+        </w:tc>
+      </w:tr>
+      <w:tr>
+        <w:tc>
+          <w:tcPr>
+            <w:tcW w:type="dxa" w:w="2880"/>
+            <w:shd w:fill="FFFFFF"/>
+            <w:tcMar>
+              <w:top w:w="70" w:type="dxa"/>
+              <w:bottom w:w="70" w:type="dxa"/>
+              <w:left w:w="120" w:type="dxa"/>
+              <w:right w:w="120" w:type="dxa"/>
+            </w:tcMar>
+          </w:tcPr>
+          <w:p>
+            <w:r>
+              <w:rPr>
+                <w:color w:val="334155"/>
+                <w:sz w:val="16"/>
+              </w:rPr>
+              <w:t>User Interactions</w:t>
+            </w:r>
+          </w:p>
+        </w:tc>
+        <w:tc>
+          <w:tcPr>
+            <w:tcW w:type="dxa" w:w="2880"/>
+            <w:shd w:fill="FFFFFF"/>
+            <w:tcMar>
+              <w:top w:w="70" w:type="dxa"/>
+              <w:bottom w:w="70" w:type="dxa"/>
+              <w:left w:w="120" w:type="dxa"/>
+              <w:right w:w="120" w:type="dxa"/>
+            </w:tcMar>
+          </w:tcPr>
+          <w:p>
+            <w:r>
+              <w:rPr>
+                <w:color w:val="334155"/>
+                <w:sz w:val="16"/>
+              </w:rPr>
+              <w:t>500,000</w:t>
+            </w:r>
+          </w:p>
+        </w:tc>
+        <w:tc>
+          <w:tcPr>
+            <w:tcW w:type="dxa" w:w="2880"/>
+            <w:shd w:fill="FFFFFF"/>
+            <w:tcMar>
+              <w:top w:w="70" w:type="dxa"/>
+              <w:bottom w:w="70" w:type="dxa"/>
+              <w:left w:w="120" w:type="dxa"/>
+              <w:right w:w="120" w:type="dxa"/>
+            </w:tcMar>
+          </w:tcPr>
+          <w:p>
+            <w:r>
+              <w:rPr>
+                <w:color w:val="334155"/>
+                <w:sz w:val="16"/>
+              </w:rPr>
+              <w:t>Clicks, scrolls &amp; form submits</w:t>
+            </w:r>
+          </w:p>
+        </w:tc>
+      </w:tr>
+      <w:tr>
+        <w:tc>
+          <w:tcPr>
+            <w:tcW w:type="dxa" w:w="2880"/>
+            <w:shd w:fill="F8FAFC"/>
+            <w:tcMar>
+              <w:top w:w="70" w:type="dxa"/>
+              <w:bottom w:w="70" w:type="dxa"/>
+              <w:left w:w="120" w:type="dxa"/>
+              <w:right w:w="120" w:type="dxa"/>
+            </w:tcMar>
+          </w:tcPr>
+          <w:p>
+            <w:r>
+              <w:rPr>
+                <w:color w:val="334155"/>
+                <w:sz w:val="16"/>
+              </w:rPr>
+              <w:t>Delivered Shipments</w:t>
+            </w:r>
+          </w:p>
+        </w:tc>
+        <w:tc>
+          <w:tcPr>
+            <w:tcW w:type="dxa" w:w="2880"/>
+            <w:shd w:fill="F8FAFC"/>
+            <w:tcMar>
+              <w:top w:w="70" w:type="dxa"/>
+              <w:bottom w:w="70" w:type="dxa"/>
+              <w:left w:w="120" w:type="dxa"/>
+              <w:right w:w="120" w:type="dxa"/>
+            </w:tcMar>
+          </w:tcPr>
+          <w:p>
+            <w:r>
+              <w:rPr>
+                <w:color w:val="334155"/>
+                <w:sz w:val="16"/>
+              </w:rPr>
+              <w:t>82,540</w:t>
+            </w:r>
+          </w:p>
+        </w:tc>
+        <w:tc>
+          <w:tcPr>
+            <w:tcW w:type="dxa" w:w="2880"/>
+            <w:shd w:fill="F8FAFC"/>
+            <w:tcMar>
+              <w:top w:w="70" w:type="dxa"/>
+              <w:bottom w:w="70" w:type="dxa"/>
+              <w:left w:w="120" w:type="dxa"/>
+              <w:right w:w="120" w:type="dxa"/>
+            </w:tcMar>
+          </w:tcPr>
+          <w:p>
+            <w:r>
+              <w:rPr>
+                <w:color w:val="334155"/>
+                <w:sz w:val="16"/>
+              </w:rPr>
+              <w:t>104,987 gross outbound dispatches</w:t>
+            </w:r>
+          </w:p>
+        </w:tc>
+      </w:tr>
+      <w:tr>
+        <w:tc>
+          <w:tcPr>
+            <w:tcW w:type="dxa" w:w="2880"/>
+            <w:shd w:fill="FFFFFF"/>
+            <w:tcMar>
+              <w:top w:w="70" w:type="dxa"/>
+              <w:bottom w:w="70" w:type="dxa"/>
+              <w:left w:w="120" w:type="dxa"/>
+              <w:right w:w="120" w:type="dxa"/>
+            </w:tcMar>
+          </w:tcPr>
+          <w:p>
+            <w:r>
+              <w:rPr>
+                <w:color w:val="334155"/>
+                <w:sz w:val="16"/>
+              </w:rPr>
+              <w:t>Carrier On-Time SLA</w:t>
+            </w:r>
+          </w:p>
+        </w:tc>
+        <w:tc>
+          <w:tcPr>
+            <w:tcW w:type="dxa" w:w="2880"/>
+            <w:shd w:fill="FFFFFF"/>
+            <w:tcMar>
+              <w:top w:w="70" w:type="dxa"/>
+              <w:bottom w:w="70" w:type="dxa"/>
+              <w:left w:w="120" w:type="dxa"/>
+              <w:right w:w="120" w:type="dxa"/>
+            </w:tcMar>
+          </w:tcPr>
+          <w:p>
+            <w:r>
+              <w:rPr>
+                <w:color w:val="334155"/>
+                <w:sz w:val="16"/>
               </w:rPr>
               <w:t>79.80%</w:t>
             </w:r>
@@ -513,21 +838,86 @@
         <w:tc>
           <w:tcPr>
             <w:tcW w:type="dxa" w:w="2880"/>
-            <w:shd w:fill="F8FAFC"/>
+            <w:shd w:fill="FFFFFF"/>
             <w:tcMar>
-              <w:top w:w="80" w:type="dxa"/>
-              <w:bottom w:w="80" w:type="dxa"/>
-              <w:left w:w="140" w:type="dxa"/>
-              <w:right w:w="140" w:type="dxa"/>
+              <w:top w:w="70" w:type="dxa"/>
+              <w:bottom w:w="70" w:type="dxa"/>
+              <w:left w:w="120" w:type="dxa"/>
+              <w:right w:w="120" w:type="dxa"/>
             </w:tcMar>
           </w:tcPr>
           <w:p>
             <w:r>
               <w:rPr>
                 <w:color w:val="334155"/>
-                <w:sz w:val="17"/>
+                <w:sz w:val="16"/>
               </w:rPr>
-              <w:t>82,540 delivered &lt;= 5 days transit</w:t>
+              <w:t>&lt;= 5-day SLA compliance</w:t>
+            </w:r>
+          </w:p>
+        </w:tc>
+      </w:tr>
+      <w:tr>
+        <w:tc>
+          <w:tcPr>
+            <w:tcW w:type="dxa" w:w="2880"/>
+            <w:shd w:fill="F8FAFC"/>
+            <w:tcMar>
+              <w:top w:w="70" w:type="dxa"/>
+              <w:bottom w:w="70" w:type="dxa"/>
+              <w:left w:w="120" w:type="dxa"/>
+              <w:right w:w="120" w:type="dxa"/>
+            </w:tcMar>
+          </w:tcPr>
+          <w:p>
+            <w:r>
+              <w:rPr>
+                <w:color w:val="334155"/>
+                <w:sz w:val="16"/>
+              </w:rPr>
+              <w:t>Avg Transit Lead Time</w:t>
+            </w:r>
+          </w:p>
+        </w:tc>
+        <w:tc>
+          <w:tcPr>
+            <w:tcW w:type="dxa" w:w="2880"/>
+            <w:shd w:fill="F8FAFC"/>
+            <w:tcMar>
+              <w:top w:w="70" w:type="dxa"/>
+              <w:bottom w:w="70" w:type="dxa"/>
+              <w:left w:w="120" w:type="dxa"/>
+              <w:right w:w="120" w:type="dxa"/>
+            </w:tcMar>
+          </w:tcPr>
+          <w:p>
+            <w:r>
+              <w:rPr>
+                <w:color w:val="334155"/>
+                <w:sz w:val="16"/>
+              </w:rPr>
+              <w:t>4.00 Days</w:t>
+            </w:r>
+          </w:p>
+        </w:tc>
+        <w:tc>
+          <w:tcPr>
+            <w:tcW w:type="dxa" w:w="2880"/>
+            <w:shd w:fill="F8FAFC"/>
+            <w:tcMar>
+              <w:top w:w="70" w:type="dxa"/>
+              <w:bottom w:w="70" w:type="dxa"/>
+              <w:left w:w="120" w:type="dxa"/>
+              <w:right w:w="120" w:type="dxa"/>
+            </w:tcMar>
+          </w:tcPr>
+          <w:p>
+            <w:r>
+              <w:rPr>
+                <w:color w:val="334155"/>
+                <w:sz w:val="16"/>
+              </w:rPr>
+              <w:t>Order dispatch to delivery TAT</w:t>
             </w:r>
           </w:p>
         </w:tc>
@@ -535,7 +925,7 @@
     </w:tbl>
     <w:p>
       <w:pPr>
-        <w:spacing w:after="200"/>
+        <w:spacing w:after="160"/>
       </w:pPr>
     </w:p>
     <w:p>
@@ -546,14 +936,967 @@
         <w:rPr>
           <w:b/>
           <w:color w:val="1E293B"/>
-          <w:sz w:val="28"/>
+          <w:sz w:val="26"/>
         </w:rPr>
-        <w:t>1. Multi-Platform Ad Spend &amp; Email Marketing Performance</w:t>
+        <w:t>1. Marketing Domain: Multi-Platform Ad Allocation, Budget Pacing &amp; CRM Email Funnel</w:t>
       </w:r>
     </w:p>
     <w:p>
       <w:r>
-        <w:t>Media mix allocation across Google, Facebook, Twitter, LinkedIn, and Instagram, plus outbound CRM email funnel metrics.</w:t>
+        <w:t>Performance benchmarks across paid search, social media ads, campaign budget velocity, and CRM outbound email engagement.</w:t>
+      </w:r>
+    </w:p>
+    <w:p>
+      <w:r>
+        <w:t>Associated Domain Visualizations in Dashboard:</w:t>
+      </w:r>
+    </w:p>
+    <w:p>
+      <w:pPr>
+        <w:pStyle w:val="ListBullet"/>
+      </w:pPr>
+      <w:r>
+        <w:rPr>
+          <w:b/>
+        </w:rPr>
+        <w:t xml:space="preserve">Chart 1 (Donut): </w:t>
+      </w:r>
+      <w:r>
+        <w:t>Device OS &amp; Platform Sessions / Ad Spend Share by Platform (Google 33.1%, Meta 27.6%, Instagram 18.4%, LinkedIn 12.1%, X 8.8%)</w:t>
+      </w:r>
+    </w:p>
+    <w:p>
+      <w:pPr>
+        <w:pStyle w:val="ListBullet"/>
+      </w:pPr>
+      <w:r>
+        <w:rPr>
+          <w:b/>
+        </w:rPr>
+        <w:t xml:space="preserve">Chart 2 (Area): </w:t>
+      </w:r>
+      <w:r>
+        <w:t>Monthly Paid Ad Spend Trajectory across 26 months</w:t>
+      </w:r>
+    </w:p>
+    <w:p>
+      <w:pPr>
+        <w:pStyle w:val="ListBullet"/>
+      </w:pPr>
+      <w:r>
+        <w:rPr>
+          <w:b/>
+        </w:rPr>
+        <w:t xml:space="preserve">Chart 3 (Line): </w:t>
+      </w:r>
+      <w:r>
+        <w:t>Outbound Email Delivery &amp; Click-Through Rate Funnel</w:t>
+      </w:r>
+    </w:p>
+    <w:p>
+      <w:pPr>
+        <w:pStyle w:val="ListBullet"/>
+      </w:pPr>
+      <w:r>
+        <w:rPr>
+          <w:b/>
+        </w:rPr>
+        <w:t xml:space="preserve">Chart 4 (Column): </w:t>
+      </w:r>
+      <w:r>
+        <w:t>Marketing Campaign Budget Pacing (Authorized vs Realized Spend)</w:t>
+      </w:r>
+    </w:p>
+    <w:tbl>
+      <w:tblPr>
+        <w:tblW w:type="auto" w:w="0"/>
+        <w:jc w:val="center"/>
+        <w:tblLayout w:type="fixed"/>
+        <w:tblLook w:firstColumn="1" w:firstRow="1" w:lastColumn="0" w:lastRow="0" w:noHBand="0" w:noVBand="1" w:val="04A0"/>
+      </w:tblPr>
+      <w:tblGrid>
+        <w:gridCol w:w="1440"/>
+        <w:gridCol w:w="1440"/>
+        <w:gridCol w:w="1440"/>
+        <w:gridCol w:w="1440"/>
+        <w:gridCol w:w="1440"/>
+        <w:gridCol w:w="1440"/>
+      </w:tblGrid>
+      <w:tr>
+        <w:tc>
+          <w:tcPr>
+            <w:tcW w:type="dxa" w:w="1440"/>
+            <w:shd w:fill="0F172A"/>
+            <w:tcMar>
+              <w:top w:w="100" w:type="dxa"/>
+              <w:bottom w:w="100" w:type="dxa"/>
+              <w:left w:w="120" w:type="dxa"/>
+              <w:right w:w="120" w:type="dxa"/>
+            </w:tcMar>
+          </w:tcPr>
+          <w:p>
+            <w:pPr>
+              <w:jc w:val="left"/>
+            </w:pPr>
+            <w:r>
+              <w:rPr>
+                <w:b/>
+                <w:color w:val="FFFFFF"/>
+                <w:sz w:val="17"/>
+              </w:rPr>
+              <w:t>Platform Channel</w:t>
+            </w:r>
+          </w:p>
+        </w:tc>
+        <w:tc>
+          <w:tcPr>
+            <w:tcW w:type="dxa" w:w="1440"/>
+            <w:shd w:fill="0F172A"/>
+            <w:tcMar>
+              <w:top w:w="100" w:type="dxa"/>
+              <w:bottom w:w="100" w:type="dxa"/>
+              <w:left w:w="120" w:type="dxa"/>
+              <w:right w:w="120" w:type="dxa"/>
+            </w:tcMar>
+          </w:tcPr>
+          <w:p>
+            <w:pPr>
+              <w:jc w:val="left"/>
+            </w:pPr>
+            <w:r>
+              <w:rPr>
+                <w:b/>
+                <w:color w:val="FFFFFF"/>
+                <w:sz w:val="17"/>
+              </w:rPr>
+              <w:t>Campaigns</w:t>
+            </w:r>
+          </w:p>
+        </w:tc>
+        <w:tc>
+          <w:tcPr>
+            <w:tcW w:type="dxa" w:w="1440"/>
+            <w:shd w:fill="0F172A"/>
+            <w:tcMar>
+              <w:top w:w="100" w:type="dxa"/>
+              <w:bottom w:w="100" w:type="dxa"/>
+              <w:left w:w="120" w:type="dxa"/>
+              <w:right w:w="120" w:type="dxa"/>
+            </w:tcMar>
+          </w:tcPr>
+          <w:p>
+            <w:pPr>
+              <w:jc w:val="left"/>
+            </w:pPr>
+            <w:r>
+              <w:rPr>
+                <w:b/>
+                <w:color w:val="FFFFFF"/>
+                <w:sz w:val="17"/>
+              </w:rPr>
+              <w:t>Realized Spend (₹)</w:t>
+            </w:r>
+          </w:p>
+        </w:tc>
+        <w:tc>
+          <w:tcPr>
+            <w:tcW w:type="dxa" w:w="1440"/>
+            <w:shd w:fill="0F172A"/>
+            <w:tcMar>
+              <w:top w:w="100" w:type="dxa"/>
+              <w:bottom w:w="100" w:type="dxa"/>
+              <w:left w:w="120" w:type="dxa"/>
+              <w:right w:w="120" w:type="dxa"/>
+            </w:tcMar>
+          </w:tcPr>
+          <w:p>
+            <w:pPr>
+              <w:jc w:val="left"/>
+            </w:pPr>
+            <w:r>
+              <w:rPr>
+                <w:b/>
+                <w:color w:val="FFFFFF"/>
+                <w:sz w:val="17"/>
+              </w:rPr>
+              <w:t>Spend Share (%)</w:t>
+            </w:r>
+          </w:p>
+        </w:tc>
+        <w:tc>
+          <w:tcPr>
+            <w:tcW w:type="dxa" w:w="1440"/>
+            <w:shd w:fill="0F172A"/>
+            <w:tcMar>
+              <w:top w:w="100" w:type="dxa"/>
+              <w:bottom w:w="100" w:type="dxa"/>
+              <w:left w:w="120" w:type="dxa"/>
+              <w:right w:w="120" w:type="dxa"/>
+            </w:tcMar>
+          </w:tcPr>
+          <w:p>
+            <w:pPr>
+              <w:jc w:val="left"/>
+            </w:pPr>
+            <w:r>
+              <w:rPr>
+                <w:b/>
+                <w:color w:val="FFFFFF"/>
+                <w:sz w:val="17"/>
+              </w:rPr>
+              <w:t>Email CTR %</w:t>
+            </w:r>
+          </w:p>
+        </w:tc>
+        <w:tc>
+          <w:tcPr>
+            <w:tcW w:type="dxa" w:w="1440"/>
+            <w:shd w:fill="0F172A"/>
+            <w:tcMar>
+              <w:top w:w="100" w:type="dxa"/>
+              <w:bottom w:w="100" w:type="dxa"/>
+              <w:left w:w="120" w:type="dxa"/>
+              <w:right w:w="120" w:type="dxa"/>
+            </w:tcMar>
+          </w:tcPr>
+          <w:p>
+            <w:pPr>
+              <w:jc w:val="left"/>
+            </w:pPr>
+            <w:r>
+              <w:rPr>
+                <w:b/>
+                <w:color w:val="FFFFFF"/>
+                <w:sz w:val="17"/>
+              </w:rPr>
+              <w:t>Strategic Objective</w:t>
+            </w:r>
+          </w:p>
+        </w:tc>
+      </w:tr>
+      <w:tr>
+        <w:tc>
+          <w:tcPr>
+            <w:tcW w:type="dxa" w:w="1440"/>
+            <w:shd w:fill="FFFFFF"/>
+            <w:tcMar>
+              <w:top w:w="70" w:type="dxa"/>
+              <w:bottom w:w="70" w:type="dxa"/>
+              <w:left w:w="120" w:type="dxa"/>
+              <w:right w:w="120" w:type="dxa"/>
+            </w:tcMar>
+          </w:tcPr>
+          <w:p>
+            <w:r>
+              <w:rPr>
+                <w:color w:val="334155"/>
+                <w:sz w:val="16"/>
+              </w:rPr>
+              <w:t>Google Ads (Search/PMax)</w:t>
+            </w:r>
+          </w:p>
+        </w:tc>
+        <w:tc>
+          <w:tcPr>
+            <w:tcW w:type="dxa" w:w="1440"/>
+            <w:shd w:fill="FFFFFF"/>
+            <w:tcMar>
+              <w:top w:w="70" w:type="dxa"/>
+              <w:bottom w:w="70" w:type="dxa"/>
+              <w:left w:w="120" w:type="dxa"/>
+              <w:right w:w="120" w:type="dxa"/>
+            </w:tcMar>
+          </w:tcPr>
+          <w:p>
+            <w:r>
+              <w:rPr>
+                <w:color w:val="334155"/>
+                <w:sz w:val="16"/>
+              </w:rPr>
+              <w:t>58 Campaigns</w:t>
+            </w:r>
+          </w:p>
+        </w:tc>
+        <w:tc>
+          <w:tcPr>
+            <w:tcW w:type="dxa" w:w="1440"/>
+            <w:shd w:fill="FFFFFF"/>
+            <w:tcMar>
+              <w:top w:w="70" w:type="dxa"/>
+              <w:bottom w:w="70" w:type="dxa"/>
+              <w:left w:w="120" w:type="dxa"/>
+              <w:right w:w="120" w:type="dxa"/>
+            </w:tcMar>
+          </w:tcPr>
+          <w:p>
+            <w:r>
+              <w:rPr>
+                <w:color w:val="334155"/>
+                <w:sz w:val="16"/>
+              </w:rPr>
+              <w:t>₹34.13 Lakhs</w:t>
+            </w:r>
+          </w:p>
+        </w:tc>
+        <w:tc>
+          <w:tcPr>
+            <w:tcW w:type="dxa" w:w="1440"/>
+            <w:shd w:fill="FFFFFF"/>
+            <w:tcMar>
+              <w:top w:w="70" w:type="dxa"/>
+              <w:bottom w:w="70" w:type="dxa"/>
+              <w:left w:w="120" w:type="dxa"/>
+              <w:right w:w="120" w:type="dxa"/>
+            </w:tcMar>
+          </w:tcPr>
+          <w:p>
+            <w:r>
+              <w:rPr>
+                <w:color w:val="334155"/>
+                <w:sz w:val="16"/>
+              </w:rPr>
+              <w:t>33.12%</w:t>
+            </w:r>
+          </w:p>
+        </w:tc>
+        <w:tc>
+          <w:tcPr>
+            <w:tcW w:type="dxa" w:w="1440"/>
+            <w:shd w:fill="FFFFFF"/>
+            <w:tcMar>
+              <w:top w:w="70" w:type="dxa"/>
+              <w:bottom w:w="70" w:type="dxa"/>
+              <w:left w:w="120" w:type="dxa"/>
+              <w:right w:w="120" w:type="dxa"/>
+            </w:tcMar>
+          </w:tcPr>
+          <w:p>
+            <w:r>
+              <w:rPr>
+                <w:color w:val="334155"/>
+                <w:sz w:val="16"/>
+              </w:rPr>
+              <w:t>N/A</w:t>
+            </w:r>
+          </w:p>
+        </w:tc>
+        <w:tc>
+          <w:tcPr>
+            <w:tcW w:type="dxa" w:w="1440"/>
+            <w:shd w:fill="FFFFFF"/>
+            <w:tcMar>
+              <w:top w:w="70" w:type="dxa"/>
+              <w:bottom w:w="70" w:type="dxa"/>
+              <w:left w:w="120" w:type="dxa"/>
+              <w:right w:w="120" w:type="dxa"/>
+            </w:tcMar>
+          </w:tcPr>
+          <w:p>
+            <w:r>
+              <w:rPr>
+                <w:color w:val="334155"/>
+                <w:sz w:val="16"/>
+              </w:rPr>
+              <w:t>High-intent customer acquisition</w:t>
+            </w:r>
+          </w:p>
+        </w:tc>
+      </w:tr>
+      <w:tr>
+        <w:tc>
+          <w:tcPr>
+            <w:tcW w:type="dxa" w:w="1440"/>
+            <w:shd w:fill="F8FAFC"/>
+            <w:tcMar>
+              <w:top w:w="70" w:type="dxa"/>
+              <w:bottom w:w="70" w:type="dxa"/>
+              <w:left w:w="120" w:type="dxa"/>
+              <w:right w:w="120" w:type="dxa"/>
+            </w:tcMar>
+          </w:tcPr>
+          <w:p>
+            <w:r>
+              <w:rPr>
+                <w:color w:val="334155"/>
+                <w:sz w:val="16"/>
+              </w:rPr>
+              <w:t>Facebook / Meta</w:t>
+            </w:r>
+          </w:p>
+        </w:tc>
+        <w:tc>
+          <w:tcPr>
+            <w:tcW w:type="dxa" w:w="1440"/>
+            <w:shd w:fill="F8FAFC"/>
+            <w:tcMar>
+              <w:top w:w="70" w:type="dxa"/>
+              <w:bottom w:w="70" w:type="dxa"/>
+              <w:left w:w="120" w:type="dxa"/>
+              <w:right w:w="120" w:type="dxa"/>
+            </w:tcMar>
+          </w:tcPr>
+          <w:p>
+            <w:r>
+              <w:rPr>
+                <w:color w:val="334155"/>
+                <w:sz w:val="16"/>
+              </w:rPr>
+              <w:t>64 Campaigns</w:t>
+            </w:r>
+          </w:p>
+        </w:tc>
+        <w:tc>
+          <w:tcPr>
+            <w:tcW w:type="dxa" w:w="1440"/>
+            <w:shd w:fill="F8FAFC"/>
+            <w:tcMar>
+              <w:top w:w="70" w:type="dxa"/>
+              <w:bottom w:w="70" w:type="dxa"/>
+              <w:left w:w="120" w:type="dxa"/>
+              <w:right w:w="120" w:type="dxa"/>
+            </w:tcMar>
+          </w:tcPr>
+          <w:p>
+            <w:r>
+              <w:rPr>
+                <w:color w:val="334155"/>
+                <w:sz w:val="16"/>
+              </w:rPr>
+              <w:t>₹28.45 Lakhs</w:t>
+            </w:r>
+          </w:p>
+        </w:tc>
+        <w:tc>
+          <w:tcPr>
+            <w:tcW w:type="dxa" w:w="1440"/>
+            <w:shd w:fill="F8FAFC"/>
+            <w:tcMar>
+              <w:top w:w="70" w:type="dxa"/>
+              <w:bottom w:w="70" w:type="dxa"/>
+              <w:left w:w="120" w:type="dxa"/>
+              <w:right w:w="120" w:type="dxa"/>
+            </w:tcMar>
+          </w:tcPr>
+          <w:p>
+            <w:r>
+              <w:rPr>
+                <w:color w:val="334155"/>
+                <w:sz w:val="16"/>
+              </w:rPr>
+              <w:t>27.62%</w:t>
+            </w:r>
+          </w:p>
+        </w:tc>
+        <w:tc>
+          <w:tcPr>
+            <w:tcW w:type="dxa" w:w="1440"/>
+            <w:shd w:fill="F8FAFC"/>
+            <w:tcMar>
+              <w:top w:w="70" w:type="dxa"/>
+              <w:bottom w:w="70" w:type="dxa"/>
+              <w:left w:w="120" w:type="dxa"/>
+              <w:right w:w="120" w:type="dxa"/>
+            </w:tcMar>
+          </w:tcPr>
+          <w:p>
+            <w:r>
+              <w:rPr>
+                <w:color w:val="334155"/>
+                <w:sz w:val="16"/>
+              </w:rPr>
+              <w:t>30.17% Open</w:t>
+            </w:r>
+          </w:p>
+        </w:tc>
+        <w:tc>
+          <w:tcPr>
+            <w:tcW w:type="dxa" w:w="1440"/>
+            <w:shd w:fill="F8FAFC"/>
+            <w:tcMar>
+              <w:top w:w="70" w:type="dxa"/>
+              <w:bottom w:w="70" w:type="dxa"/>
+              <w:left w:w="120" w:type="dxa"/>
+              <w:right w:w="120" w:type="dxa"/>
+            </w:tcMar>
+          </w:tcPr>
+          <w:p>
+            <w:r>
+              <w:rPr>
+                <w:color w:val="334155"/>
+                <w:sz w:val="16"/>
+              </w:rPr>
+              <w:t>Retargeting &amp; catalog discovery</w:t>
+            </w:r>
+          </w:p>
+        </w:tc>
+      </w:tr>
+      <w:tr>
+        <w:tc>
+          <w:tcPr>
+            <w:tcW w:type="dxa" w:w="1440"/>
+            <w:shd w:fill="FFFFFF"/>
+            <w:tcMar>
+              <w:top w:w="70" w:type="dxa"/>
+              <w:bottom w:w="70" w:type="dxa"/>
+              <w:left w:w="120" w:type="dxa"/>
+              <w:right w:w="120" w:type="dxa"/>
+            </w:tcMar>
+          </w:tcPr>
+          <w:p>
+            <w:r>
+              <w:rPr>
+                <w:color w:val="334155"/>
+                <w:sz w:val="16"/>
+              </w:rPr>
+              <w:t>Instagram Sponsored</w:t>
+            </w:r>
+          </w:p>
+        </w:tc>
+        <w:tc>
+          <w:tcPr>
+            <w:tcW w:type="dxa" w:w="1440"/>
+            <w:shd w:fill="FFFFFF"/>
+            <w:tcMar>
+              <w:top w:w="70" w:type="dxa"/>
+              <w:bottom w:w="70" w:type="dxa"/>
+              <w:left w:w="120" w:type="dxa"/>
+              <w:right w:w="120" w:type="dxa"/>
+            </w:tcMar>
+          </w:tcPr>
+          <w:p>
+            <w:r>
+              <w:rPr>
+                <w:color w:val="334155"/>
+                <w:sz w:val="16"/>
+              </w:rPr>
+              <w:t>48 Campaigns</w:t>
+            </w:r>
+          </w:p>
+        </w:tc>
+        <w:tc>
+          <w:tcPr>
+            <w:tcW w:type="dxa" w:w="1440"/>
+            <w:shd w:fill="FFFFFF"/>
+            <w:tcMar>
+              <w:top w:w="70" w:type="dxa"/>
+              <w:bottom w:w="70" w:type="dxa"/>
+              <w:left w:w="120" w:type="dxa"/>
+              <w:right w:w="120" w:type="dxa"/>
+            </w:tcMar>
+          </w:tcPr>
+          <w:p>
+            <w:r>
+              <w:rPr>
+                <w:color w:val="334155"/>
+                <w:sz w:val="16"/>
+              </w:rPr>
+              <w:t>₹18.94 Lakhs</w:t>
+            </w:r>
+          </w:p>
+        </w:tc>
+        <w:tc>
+          <w:tcPr>
+            <w:tcW w:type="dxa" w:w="1440"/>
+            <w:shd w:fill="FFFFFF"/>
+            <w:tcMar>
+              <w:top w:w="70" w:type="dxa"/>
+              <w:bottom w:w="70" w:type="dxa"/>
+              <w:left w:w="120" w:type="dxa"/>
+              <w:right w:w="120" w:type="dxa"/>
+            </w:tcMar>
+          </w:tcPr>
+          <w:p>
+            <w:r>
+              <w:rPr>
+                <w:color w:val="334155"/>
+                <w:sz w:val="16"/>
+              </w:rPr>
+              <w:t>18.39%</w:t>
+            </w:r>
+          </w:p>
+        </w:tc>
+        <w:tc>
+          <w:tcPr>
+            <w:tcW w:type="dxa" w:w="1440"/>
+            <w:shd w:fill="FFFFFF"/>
+            <w:tcMar>
+              <w:top w:w="70" w:type="dxa"/>
+              <w:bottom w:w="70" w:type="dxa"/>
+              <w:left w:w="120" w:type="dxa"/>
+              <w:right w:w="120" w:type="dxa"/>
+            </w:tcMar>
+          </w:tcPr>
+          <w:p>
+            <w:r>
+              <w:rPr>
+                <w:color w:val="334155"/>
+                <w:sz w:val="16"/>
+              </w:rPr>
+              <w:t>22.92% CTR</w:t>
+            </w:r>
+          </w:p>
+        </w:tc>
+        <w:tc>
+          <w:tcPr>
+            <w:tcW w:type="dxa" w:w="1440"/>
+            <w:shd w:fill="FFFFFF"/>
+            <w:tcMar>
+              <w:top w:w="70" w:type="dxa"/>
+              <w:bottom w:w="70" w:type="dxa"/>
+              <w:left w:w="120" w:type="dxa"/>
+              <w:right w:w="120" w:type="dxa"/>
+            </w:tcMar>
+          </w:tcPr>
+          <w:p>
+            <w:r>
+              <w:rPr>
+                <w:color w:val="334155"/>
+                <w:sz w:val="16"/>
+              </w:rPr>
+              <w:t>Visual branding &amp; influencer sync</w:t>
+            </w:r>
+          </w:p>
+        </w:tc>
+      </w:tr>
+      <w:tr>
+        <w:tc>
+          <w:tcPr>
+            <w:tcW w:type="dxa" w:w="1440"/>
+            <w:shd w:fill="F8FAFC"/>
+            <w:tcMar>
+              <w:top w:w="70" w:type="dxa"/>
+              <w:bottom w:w="70" w:type="dxa"/>
+              <w:left w:w="120" w:type="dxa"/>
+              <w:right w:w="120" w:type="dxa"/>
+            </w:tcMar>
+          </w:tcPr>
+          <w:p>
+            <w:r>
+              <w:rPr>
+                <w:color w:val="334155"/>
+                <w:sz w:val="16"/>
+              </w:rPr>
+              <w:t>LinkedIn Professional</w:t>
+            </w:r>
+          </w:p>
+        </w:tc>
+        <w:tc>
+          <w:tcPr>
+            <w:tcW w:type="dxa" w:w="1440"/>
+            <w:shd w:fill="F8FAFC"/>
+            <w:tcMar>
+              <w:top w:w="70" w:type="dxa"/>
+              <w:bottom w:w="70" w:type="dxa"/>
+              <w:left w:w="120" w:type="dxa"/>
+              <w:right w:w="120" w:type="dxa"/>
+            </w:tcMar>
+          </w:tcPr>
+          <w:p>
+            <w:r>
+              <w:rPr>
+                <w:color w:val="334155"/>
+                <w:sz w:val="16"/>
+              </w:rPr>
+              <w:t>42 Campaigns</w:t>
+            </w:r>
+          </w:p>
+        </w:tc>
+        <w:tc>
+          <w:tcPr>
+            <w:tcW w:type="dxa" w:w="1440"/>
+            <w:shd w:fill="F8FAFC"/>
+            <w:tcMar>
+              <w:top w:w="70" w:type="dxa"/>
+              <w:bottom w:w="70" w:type="dxa"/>
+              <w:left w:w="120" w:type="dxa"/>
+              <w:right w:w="120" w:type="dxa"/>
+            </w:tcMar>
+          </w:tcPr>
+          <w:p>
+            <w:r>
+              <w:rPr>
+                <w:color w:val="334155"/>
+                <w:sz w:val="16"/>
+              </w:rPr>
+              <w:t>₹12.46 Lakhs</w:t>
+            </w:r>
+          </w:p>
+        </w:tc>
+        <w:tc>
+          <w:tcPr>
+            <w:tcW w:type="dxa" w:w="1440"/>
+            <w:shd w:fill="F8FAFC"/>
+            <w:tcMar>
+              <w:top w:w="70" w:type="dxa"/>
+              <w:bottom w:w="70" w:type="dxa"/>
+              <w:left w:w="120" w:type="dxa"/>
+              <w:right w:w="120" w:type="dxa"/>
+            </w:tcMar>
+          </w:tcPr>
+          <w:p>
+            <w:r>
+              <w:rPr>
+                <w:color w:val="334155"/>
+                <w:sz w:val="16"/>
+              </w:rPr>
+              <w:t>12.09%</w:t>
+            </w:r>
+          </w:p>
+        </w:tc>
+        <w:tc>
+          <w:tcPr>
+            <w:tcW w:type="dxa" w:w="1440"/>
+            <w:shd w:fill="F8FAFC"/>
+            <w:tcMar>
+              <w:top w:w="70" w:type="dxa"/>
+              <w:bottom w:w="70" w:type="dxa"/>
+              <w:left w:w="120" w:type="dxa"/>
+              <w:right w:w="120" w:type="dxa"/>
+            </w:tcMar>
+          </w:tcPr>
+          <w:p>
+            <w:r>
+              <w:rPr>
+                <w:color w:val="334155"/>
+                <w:sz w:val="16"/>
+              </w:rPr>
+              <w:t>N/A</w:t>
+            </w:r>
+          </w:p>
+        </w:tc>
+        <w:tc>
+          <w:tcPr>
+            <w:tcW w:type="dxa" w:w="1440"/>
+            <w:shd w:fill="F8FAFC"/>
+            <w:tcMar>
+              <w:top w:w="70" w:type="dxa"/>
+              <w:bottom w:w="70" w:type="dxa"/>
+              <w:left w:w="120" w:type="dxa"/>
+              <w:right w:w="120" w:type="dxa"/>
+            </w:tcMar>
+          </w:tcPr>
+          <w:p>
+            <w:r>
+              <w:rPr>
+                <w:color w:val="334155"/>
+                <w:sz w:val="16"/>
+              </w:rPr>
+              <w:t>B2B institutional bulk sales</w:t>
+            </w:r>
+          </w:p>
+        </w:tc>
+      </w:tr>
+      <w:tr>
+        <w:tc>
+          <w:tcPr>
+            <w:tcW w:type="dxa" w:w="1440"/>
+            <w:shd w:fill="FFFFFF"/>
+            <w:tcMar>
+              <w:top w:w="70" w:type="dxa"/>
+              <w:bottom w:w="70" w:type="dxa"/>
+              <w:left w:w="120" w:type="dxa"/>
+              <w:right w:w="120" w:type="dxa"/>
+            </w:tcMar>
+          </w:tcPr>
+          <w:p>
+            <w:r>
+              <w:rPr>
+                <w:color w:val="334155"/>
+                <w:sz w:val="16"/>
+              </w:rPr>
+              <w:t>Twitter / X Feeds</w:t>
+            </w:r>
+          </w:p>
+        </w:tc>
+        <w:tc>
+          <w:tcPr>
+            <w:tcW w:type="dxa" w:w="1440"/>
+            <w:shd w:fill="FFFFFF"/>
+            <w:tcMar>
+              <w:top w:w="70" w:type="dxa"/>
+              <w:bottom w:w="70" w:type="dxa"/>
+              <w:left w:w="120" w:type="dxa"/>
+              <w:right w:w="120" w:type="dxa"/>
+            </w:tcMar>
+          </w:tcPr>
+          <w:p>
+            <w:r>
+              <w:rPr>
+                <w:color w:val="334155"/>
+                <w:sz w:val="16"/>
+              </w:rPr>
+              <w:t>38 Campaigns</w:t>
+            </w:r>
+          </w:p>
+        </w:tc>
+        <w:tc>
+          <w:tcPr>
+            <w:tcW w:type="dxa" w:w="1440"/>
+            <w:shd w:fill="FFFFFF"/>
+            <w:tcMar>
+              <w:top w:w="70" w:type="dxa"/>
+              <w:bottom w:w="70" w:type="dxa"/>
+              <w:left w:w="120" w:type="dxa"/>
+              <w:right w:w="120" w:type="dxa"/>
+            </w:tcMar>
+          </w:tcPr>
+          <w:p>
+            <w:r>
+              <w:rPr>
+                <w:color w:val="334155"/>
+                <w:sz w:val="16"/>
+              </w:rPr>
+              <w:t>₹9.05 Lakhs</w:t>
+            </w:r>
+          </w:p>
+        </w:tc>
+        <w:tc>
+          <w:tcPr>
+            <w:tcW w:type="dxa" w:w="1440"/>
+            <w:shd w:fill="FFFFFF"/>
+            <w:tcMar>
+              <w:top w:w="70" w:type="dxa"/>
+              <w:bottom w:w="70" w:type="dxa"/>
+              <w:left w:w="120" w:type="dxa"/>
+              <w:right w:w="120" w:type="dxa"/>
+            </w:tcMar>
+          </w:tcPr>
+          <w:p>
+            <w:r>
+              <w:rPr>
+                <w:color w:val="334155"/>
+                <w:sz w:val="16"/>
+              </w:rPr>
+              <w:t>8.78%</w:t>
+            </w:r>
+          </w:p>
+        </w:tc>
+        <w:tc>
+          <w:tcPr>
+            <w:tcW w:type="dxa" w:w="1440"/>
+            <w:shd w:fill="FFFFFF"/>
+            <w:tcMar>
+              <w:top w:w="70" w:type="dxa"/>
+              <w:bottom w:w="70" w:type="dxa"/>
+              <w:left w:w="120" w:type="dxa"/>
+              <w:right w:w="120" w:type="dxa"/>
+            </w:tcMar>
+          </w:tcPr>
+          <w:p>
+            <w:r>
+              <w:rPr>
+                <w:color w:val="334155"/>
+                <w:sz w:val="16"/>
+              </w:rPr>
+              <w:t>N/A</w:t>
+            </w:r>
+          </w:p>
+        </w:tc>
+        <w:tc>
+          <w:tcPr>
+            <w:tcW w:type="dxa" w:w="1440"/>
+            <w:shd w:fill="FFFFFF"/>
+            <w:tcMar>
+              <w:top w:w="70" w:type="dxa"/>
+              <w:bottom w:w="70" w:type="dxa"/>
+              <w:left w:w="120" w:type="dxa"/>
+              <w:right w:w="120" w:type="dxa"/>
+            </w:tcMar>
+          </w:tcPr>
+          <w:p>
+            <w:r>
+              <w:rPr>
+                <w:color w:val="334155"/>
+                <w:sz w:val="16"/>
+              </w:rPr>
+              <w:t>Flash promos &amp; viral brand campaigns</w:t>
+            </w:r>
+          </w:p>
+        </w:tc>
+      </w:tr>
+    </w:tbl>
+    <w:p>
+      <w:pPr>
+        <w:spacing w:after="160"/>
+      </w:pPr>
+    </w:p>
+    <w:p>
+      <w:pPr>
+        <w:spacing w:before="280" w:after="120"/>
+      </w:pPr>
+      <w:r>
+        <w:rPr>
+          <w:b/>
+          <w:color w:val="1E293B"/>
+          <w:sz w:val="26"/>
+        </w:rPr>
+        <w:t>2. Digital Domain: Clickstream Footprint, Conversion Funnel &amp; User Interactions</w:t>
+      </w:r>
+    </w:p>
+    <w:p>
+      <w:r>
+        <w:t>Comprehensive analysis of 500,000 page views, 200,000 interactive user events, device OS shares, and checkout funnel drop-offs.</w:t>
+      </w:r>
+    </w:p>
+    <w:p>
+      <w:r>
+        <w:t>Associated Domain Visualizations in Dashboard:</w:t>
+      </w:r>
+    </w:p>
+    <w:p>
+      <w:pPr>
+        <w:pStyle w:val="ListBullet"/>
+      </w:pPr>
+      <w:r>
+        <w:rPr>
+          <w:b/>
+        </w:rPr>
+        <w:t xml:space="preserve">Chart 1 (Donut): </w:t>
+      </w:r>
+      <w:r>
+        <w:t>Device OS &amp; Platform Sessions Breakdown (Mobile Web 59.9%, Desktop 35.0%, Tablet 5.1%)</w:t>
+      </w:r>
+    </w:p>
+    <w:p>
+      <w:pPr>
+        <w:pStyle w:val="ListBullet"/>
+      </w:pPr>
+      <w:r>
+        <w:rPr>
+          <w:b/>
+        </w:rPr>
+        <w:t xml:space="preserve">Chart 2 (Area): </w:t>
+      </w:r>
+      <w:r>
+        <w:t>Monthly Web &amp; Mobile App Sessions Trajectory</w:t>
+      </w:r>
+    </w:p>
+    <w:p>
+      <w:pPr>
+        <w:pStyle w:val="ListBullet"/>
+      </w:pPr>
+      <w:r>
+        <w:rPr>
+          <w:b/>
+        </w:rPr>
+        <w:t xml:space="preserve">Chart 3 (Horizontal Bar): </w:t>
+      </w:r>
+      <w:r>
+        <w:t>E-Commerce Full Conversion Funnel (Sessions -&gt; Views -&gt; Carts -&gt; Checkouts -&gt; Orders)</w:t>
+      </w:r>
+    </w:p>
+    <w:p>
+      <w:pPr>
+        <w:pStyle w:val="ListBullet"/>
+      </w:pPr>
+      <w:r>
+        <w:rPr>
+          <w:b/>
+        </w:rPr>
+        <w:t xml:space="preserve">Chart 4 (Stacked Bar): </w:t>
+      </w:r>
+      <w:r>
+        <w:t>Top User Interaction Events (Clicks, Scrolls, and Form Submissions by Page Element)</w:t>
       </w:r>
     </w:p>
     <w:tbl>
@@ -576,10 +1919,10 @@
             <w:tcW w:type="dxa" w:w="1728"/>
             <w:shd w:fill="0F172A"/>
             <w:tcMar>
-              <w:top w:w="120" w:type="dxa"/>
-              <w:bottom w:w="120" w:type="dxa"/>
-              <w:left w:w="140" w:type="dxa"/>
-              <w:right w:w="140" w:type="dxa"/>
+              <w:top w:w="100" w:type="dxa"/>
+              <w:bottom w:w="100" w:type="dxa"/>
+              <w:left w:w="120" w:type="dxa"/>
+              <w:right w:w="120" w:type="dxa"/>
             </w:tcMar>
           </w:tcPr>
           <w:p>
@@ -590,9 +1933,9 @@
               <w:rPr>
                 <w:b/>
                 <w:color w:val="FFFFFF"/>
-                <w:sz w:val="18"/>
+                <w:sz w:val="17"/>
               </w:rPr>
-              <w:t>Platform</w:t>
+              <w:t>Funnel Step / Device</w:t>
             </w:r>
           </w:p>
         </w:tc>
@@ -601,10 +1944,10 @@
             <w:tcW w:type="dxa" w:w="1728"/>
             <w:shd w:fill="0F172A"/>
             <w:tcMar>
-              <w:top w:w="120" w:type="dxa"/>
-              <w:bottom w:w="120" w:type="dxa"/>
-              <w:left w:w="140" w:type="dxa"/>
-              <w:right w:w="140" w:type="dxa"/>
+              <w:top w:w="100" w:type="dxa"/>
+              <w:bottom w:w="100" w:type="dxa"/>
+              <w:left w:w="120" w:type="dxa"/>
+              <w:right w:w="120" w:type="dxa"/>
             </w:tcMar>
           </w:tcPr>
           <w:p>
@@ -615,9 +1958,9 @@
               <w:rPr>
                 <w:b/>
                 <w:color w:val="FFFFFF"/>
-                <w:sz w:val="18"/>
+                <w:sz w:val="17"/>
               </w:rPr>
-              <w:t>Campaign Count</w:t>
+              <w:t>Volume / Traffic</w:t>
             </w:r>
           </w:p>
         </w:tc>
@@ -626,10 +1969,10 @@
             <w:tcW w:type="dxa" w:w="1728"/>
             <w:shd w:fill="0F172A"/>
             <w:tcMar>
-              <w:top w:w="120" w:type="dxa"/>
-              <w:bottom w:w="120" w:type="dxa"/>
-              <w:left w:w="140" w:type="dxa"/>
-              <w:right w:w="140" w:type="dxa"/>
+              <w:top w:w="100" w:type="dxa"/>
+              <w:bottom w:w="100" w:type="dxa"/>
+              <w:left w:w="120" w:type="dxa"/>
+              <w:right w:w="120" w:type="dxa"/>
             </w:tcMar>
           </w:tcPr>
           <w:p>
@@ -640,9 +1983,9 @@
               <w:rPr>
                 <w:b/>
                 <w:color w:val="FFFFFF"/>
-                <w:sz w:val="18"/>
+                <w:sz w:val="17"/>
               </w:rPr>
-              <w:t>Total Ad Spend (₹)</w:t>
+              <w:t>Drop-Off %</w:t>
             </w:r>
           </w:p>
         </w:tc>
@@ -651,10 +1994,10 @@
             <w:tcW w:type="dxa" w:w="1728"/>
             <w:shd w:fill="0F172A"/>
             <w:tcMar>
-              <w:top w:w="120" w:type="dxa"/>
-              <w:bottom w:w="120" w:type="dxa"/>
-              <w:left w:w="140" w:type="dxa"/>
-              <w:right w:w="140" w:type="dxa"/>
+              <w:top w:w="100" w:type="dxa"/>
+              <w:bottom w:w="100" w:type="dxa"/>
+              <w:left w:w="120" w:type="dxa"/>
+              <w:right w:w="120" w:type="dxa"/>
             </w:tcMar>
           </w:tcPr>
           <w:p>
@@ -665,9 +2008,9 @@
               <w:rPr>
                 <w:b/>
                 <w:color w:val="FFFFFF"/>
-                <w:sz w:val="18"/>
+                <w:sz w:val="17"/>
               </w:rPr>
-              <w:t>Spend Share (%)</w:t>
+              <w:t>Conversion Share (%)</w:t>
             </w:r>
           </w:p>
         </w:tc>
@@ -676,10 +2019,10 @@
             <w:tcW w:type="dxa" w:w="1728"/>
             <w:shd w:fill="0F172A"/>
             <w:tcMar>
-              <w:top w:w="120" w:type="dxa"/>
-              <w:bottom w:w="120" w:type="dxa"/>
-              <w:left w:w="140" w:type="dxa"/>
-              <w:right w:w="140" w:type="dxa"/>
+              <w:top w:w="100" w:type="dxa"/>
+              <w:bottom w:w="100" w:type="dxa"/>
+              <w:left w:w="120" w:type="dxa"/>
+              <w:right w:w="120" w:type="dxa"/>
             </w:tcMar>
           </w:tcPr>
           <w:p>
@@ -690,9 +2033,9 @@
               <w:rPr>
                 <w:b/>
                 <w:color w:val="FFFFFF"/>
-                <w:sz w:val="18"/>
+                <w:sz w:val="17"/>
               </w:rPr>
-              <w:t>Email Engagement</w:t>
+              <w:t>Recorded Element Interactions</w:t>
             </w:r>
           </w:p>
         </w:tc>
@@ -703,19 +2046,19 @@
             <w:tcW w:type="dxa" w:w="1728"/>
             <w:shd w:fill="FFFFFF"/>
             <w:tcMar>
-              <w:top w:w="80" w:type="dxa"/>
-              <w:bottom w:w="80" w:type="dxa"/>
-              <w:left w:w="140" w:type="dxa"/>
-              <w:right w:w="140" w:type="dxa"/>
+              <w:top w:w="70" w:type="dxa"/>
+              <w:bottom w:w="70" w:type="dxa"/>
+              <w:left w:w="120" w:type="dxa"/>
+              <w:right w:w="120" w:type="dxa"/>
             </w:tcMar>
           </w:tcPr>
           <w:p>
             <w:r>
               <w:rPr>
                 <w:color w:val="334155"/>
-                <w:sz w:val="17"/>
+                <w:sz w:val="16"/>
               </w:rPr>
-              <w:t>Google Ads</w:t>
+              <w:t>1. Total Web Sessions</w:t>
             </w:r>
           </w:p>
         </w:tc>
@@ -724,19 +2067,19 @@
             <w:tcW w:type="dxa" w:w="1728"/>
             <w:shd w:fill="FFFFFF"/>
             <w:tcMar>
-              <w:top w:w="80" w:type="dxa"/>
-              <w:bottom w:w="80" w:type="dxa"/>
-              <w:left w:w="140" w:type="dxa"/>
-              <w:right w:w="140" w:type="dxa"/>
+              <w:top w:w="70" w:type="dxa"/>
+              <w:bottom w:w="70" w:type="dxa"/>
+              <w:left w:w="120" w:type="dxa"/>
+              <w:right w:w="120" w:type="dxa"/>
             </w:tcMar>
           </w:tcPr>
           <w:p>
             <w:r>
               <w:rPr>
                 <w:color w:val="334155"/>
-                <w:sz w:val="17"/>
+                <w:sz w:val="16"/>
               </w:rPr>
-              <w:t>58 Campaigns</w:t>
+              <w:t>99,320 Sessions</w:t>
             </w:r>
           </w:p>
         </w:tc>
@@ -745,19 +2088,19 @@
             <w:tcW w:type="dxa" w:w="1728"/>
             <w:shd w:fill="FFFFFF"/>
             <w:tcMar>
-              <w:top w:w="80" w:type="dxa"/>
-              <w:bottom w:w="80" w:type="dxa"/>
-              <w:left w:w="140" w:type="dxa"/>
-              <w:right w:w="140" w:type="dxa"/>
+              <w:top w:w="70" w:type="dxa"/>
+              <w:bottom w:w="70" w:type="dxa"/>
+              <w:left w:w="120" w:type="dxa"/>
+              <w:right w:w="120" w:type="dxa"/>
             </w:tcMar>
           </w:tcPr>
           <w:p>
             <w:r>
               <w:rPr>
                 <w:color w:val="334155"/>
-                <w:sz w:val="17"/>
+                <w:sz w:val="16"/>
               </w:rPr>
-              <w:t>₹3,412,890.00</w:t>
+              <w:t>Baseline</w:t>
             </w:r>
           </w:p>
         </w:tc>
@@ -766,19 +2109,19 @@
             <w:tcW w:type="dxa" w:w="1728"/>
             <w:shd w:fill="FFFFFF"/>
             <w:tcMar>
-              <w:top w:w="80" w:type="dxa"/>
-              <w:bottom w:w="80" w:type="dxa"/>
-              <w:left w:w="140" w:type="dxa"/>
-              <w:right w:w="140" w:type="dxa"/>
+              <w:top w:w="70" w:type="dxa"/>
+              <w:bottom w:w="70" w:type="dxa"/>
+              <w:left w:w="120" w:type="dxa"/>
+              <w:right w:w="120" w:type="dxa"/>
             </w:tcMar>
           </w:tcPr>
           <w:p>
             <w:r>
               <w:rPr>
                 <w:color w:val="334155"/>
-                <w:sz w:val="17"/>
+                <w:sz w:val="16"/>
               </w:rPr>
-              <w:t>33.12%</w:t>
+              <w:t>100.00%</w:t>
             </w:r>
           </w:p>
         </w:tc>
@@ -787,19 +2130,19 @@
             <w:tcW w:type="dxa" w:w="1728"/>
             <w:shd w:fill="FFFFFF"/>
             <w:tcMar>
-              <w:top w:w="80" w:type="dxa"/>
-              <w:bottom w:w="80" w:type="dxa"/>
-              <w:left w:w="140" w:type="dxa"/>
-              <w:right w:w="140" w:type="dxa"/>
+              <w:top w:w="70" w:type="dxa"/>
+              <w:bottom w:w="70" w:type="dxa"/>
+              <w:left w:w="120" w:type="dxa"/>
+              <w:right w:w="120" w:type="dxa"/>
             </w:tcMar>
           </w:tcPr>
           <w:p>
             <w:r>
               <w:rPr>
                 <w:color w:val="334155"/>
-                <w:sz w:val="17"/>
+                <w:sz w:val="16"/>
               </w:rPr>
-              <w:t>High Search Intent</w:t>
+              <w:t>42,500 Search Bar Clicks</w:t>
             </w:r>
           </w:p>
         </w:tc>
@@ -810,19 +2153,19 @@
             <w:tcW w:type="dxa" w:w="1728"/>
             <w:shd w:fill="F8FAFC"/>
             <w:tcMar>
-              <w:top w:w="80" w:type="dxa"/>
-              <w:bottom w:w="80" w:type="dxa"/>
-              <w:left w:w="140" w:type="dxa"/>
-              <w:right w:w="140" w:type="dxa"/>
+              <w:top w:w="70" w:type="dxa"/>
+              <w:bottom w:w="70" w:type="dxa"/>
+              <w:left w:w="120" w:type="dxa"/>
+              <w:right w:w="120" w:type="dxa"/>
             </w:tcMar>
           </w:tcPr>
           <w:p>
             <w:r>
               <w:rPr>
                 <w:color w:val="334155"/>
-                <w:sz w:val="17"/>
+                <w:sz w:val="16"/>
               </w:rPr>
-              <w:t>Facebook / Meta</w:t>
+              <w:t>2. Product Detail Views</w:t>
             </w:r>
           </w:p>
         </w:tc>
@@ -831,19 +2174,19 @@
             <w:tcW w:type="dxa" w:w="1728"/>
             <w:shd w:fill="F8FAFC"/>
             <w:tcMar>
-              <w:top w:w="80" w:type="dxa"/>
-              <w:bottom w:w="80" w:type="dxa"/>
-              <w:left w:w="140" w:type="dxa"/>
-              <w:right w:w="140" w:type="dxa"/>
+              <w:top w:w="70" w:type="dxa"/>
+              <w:bottom w:w="70" w:type="dxa"/>
+              <w:left w:w="120" w:type="dxa"/>
+              <w:right w:w="120" w:type="dxa"/>
             </w:tcMar>
           </w:tcPr>
           <w:p>
             <w:r>
               <w:rPr>
                 <w:color w:val="334155"/>
-                <w:sz w:val="17"/>
+                <w:sz w:val="16"/>
               </w:rPr>
-              <w:t>64 Campaigns</w:t>
+              <w:t>74,250 Views</w:t>
             </w:r>
           </w:p>
         </w:tc>
@@ -852,19 +2195,19 @@
             <w:tcW w:type="dxa" w:w="1728"/>
             <w:shd w:fill="F8FAFC"/>
             <w:tcMar>
-              <w:top w:w="80" w:type="dxa"/>
-              <w:bottom w:w="80" w:type="dxa"/>
-              <w:left w:w="140" w:type="dxa"/>
-              <w:right w:w="140" w:type="dxa"/>
+              <w:top w:w="70" w:type="dxa"/>
+              <w:bottom w:w="70" w:type="dxa"/>
+              <w:left w:w="120" w:type="dxa"/>
+              <w:right w:w="120" w:type="dxa"/>
             </w:tcMar>
           </w:tcPr>
           <w:p>
             <w:r>
               <w:rPr>
                 <w:color w:val="334155"/>
-                <w:sz w:val="17"/>
+                <w:sz w:val="16"/>
               </w:rPr>
-              <w:t>₹2,845,120.00</w:t>
+              <w:t>-25.24%</w:t>
             </w:r>
           </w:p>
         </w:tc>
@@ -873,19 +2216,19 @@
             <w:tcW w:type="dxa" w:w="1728"/>
             <w:shd w:fill="F8FAFC"/>
             <w:tcMar>
-              <w:top w:w="80" w:type="dxa"/>
-              <w:bottom w:w="80" w:type="dxa"/>
-              <w:left w:w="140" w:type="dxa"/>
-              <w:right w:w="140" w:type="dxa"/>
+              <w:top w:w="70" w:type="dxa"/>
+              <w:bottom w:w="70" w:type="dxa"/>
+              <w:left w:w="120" w:type="dxa"/>
+              <w:right w:w="120" w:type="dxa"/>
             </w:tcMar>
           </w:tcPr>
           <w:p>
             <w:r>
               <w:rPr>
                 <w:color w:val="334155"/>
-                <w:sz w:val="17"/>
+                <w:sz w:val="16"/>
               </w:rPr>
-              <w:t>27.62%</w:t>
+              <w:t>74.76%</w:t>
             </w:r>
           </w:p>
         </w:tc>
@@ -894,19 +2237,19 @@
             <w:tcW w:type="dxa" w:w="1728"/>
             <w:shd w:fill="F8FAFC"/>
             <w:tcMar>
-              <w:top w:w="80" w:type="dxa"/>
-              <w:bottom w:w="80" w:type="dxa"/>
-              <w:left w:w="140" w:type="dxa"/>
-              <w:right w:w="140" w:type="dxa"/>
+              <w:top w:w="70" w:type="dxa"/>
+              <w:bottom w:w="70" w:type="dxa"/>
+              <w:left w:w="120" w:type="dxa"/>
+              <w:right w:w="120" w:type="dxa"/>
             </w:tcMar>
           </w:tcPr>
           <w:p>
             <w:r>
               <w:rPr>
                 <w:color w:val="334155"/>
-                <w:sz w:val="17"/>
+                <w:sz w:val="16"/>
               </w:rPr>
-              <w:t>30.17% Open Rate</w:t>
+              <w:t>31,200 Category Filter Clicks</w:t>
             </w:r>
           </w:p>
         </w:tc>
@@ -917,19 +2260,19 @@
             <w:tcW w:type="dxa" w:w="1728"/>
             <w:shd w:fill="FFFFFF"/>
             <w:tcMar>
-              <w:top w:w="80" w:type="dxa"/>
-              <w:bottom w:w="80" w:type="dxa"/>
-              <w:left w:w="140" w:type="dxa"/>
-              <w:right w:w="140" w:type="dxa"/>
+              <w:top w:w="70" w:type="dxa"/>
+              <w:bottom w:w="70" w:type="dxa"/>
+              <w:left w:w="120" w:type="dxa"/>
+              <w:right w:w="120" w:type="dxa"/>
             </w:tcMar>
           </w:tcPr>
           <w:p>
             <w:r>
               <w:rPr>
                 <w:color w:val="334155"/>
-                <w:sz w:val="17"/>
+                <w:sz w:val="16"/>
               </w:rPr>
-              <w:t>Instagram</w:t>
+              <w:t>3. Cart Additions</w:t>
             </w:r>
           </w:p>
         </w:tc>
@@ -938,19 +2281,19 @@
             <w:tcW w:type="dxa" w:w="1728"/>
             <w:shd w:fill="FFFFFF"/>
             <w:tcMar>
-              <w:top w:w="80" w:type="dxa"/>
-              <w:bottom w:w="80" w:type="dxa"/>
-              <w:left w:w="140" w:type="dxa"/>
-              <w:right w:w="140" w:type="dxa"/>
+              <w:top w:w="70" w:type="dxa"/>
+              <w:bottom w:w="70" w:type="dxa"/>
+              <w:left w:w="120" w:type="dxa"/>
+              <w:right w:w="120" w:type="dxa"/>
             </w:tcMar>
           </w:tcPr>
           <w:p>
             <w:r>
               <w:rPr>
                 <w:color w:val="334155"/>
-                <w:sz w:val="17"/>
+                <w:sz w:val="16"/>
               </w:rPr>
-              <w:t>48 Campaigns</w:t>
+              <w:t>28,410 Additions</w:t>
             </w:r>
           </w:p>
         </w:tc>
@@ -959,19 +2302,19 @@
             <w:tcW w:type="dxa" w:w="1728"/>
             <w:shd w:fill="FFFFFF"/>
             <w:tcMar>
-              <w:top w:w="80" w:type="dxa"/>
-              <w:bottom w:w="80" w:type="dxa"/>
-              <w:left w:w="140" w:type="dxa"/>
-              <w:right w:w="140" w:type="dxa"/>
+              <w:top w:w="70" w:type="dxa"/>
+              <w:bottom w:w="70" w:type="dxa"/>
+              <w:left w:w="120" w:type="dxa"/>
+              <w:right w:w="120" w:type="dxa"/>
             </w:tcMar>
           </w:tcPr>
           <w:p>
             <w:r>
               <w:rPr>
                 <w:color w:val="334155"/>
-                <w:sz w:val="17"/>
+                <w:sz w:val="16"/>
               </w:rPr>
-              <w:t>₹1,894,300.00</w:t>
+              <w:t>-61.74%</w:t>
             </w:r>
           </w:p>
         </w:tc>
@@ -980,19 +2323,19 @@
             <w:tcW w:type="dxa" w:w="1728"/>
             <w:shd w:fill="FFFFFF"/>
             <w:tcMar>
-              <w:top w:w="80" w:type="dxa"/>
-              <w:bottom w:w="80" w:type="dxa"/>
-              <w:left w:w="140" w:type="dxa"/>
-              <w:right w:w="140" w:type="dxa"/>
+              <w:top w:w="70" w:type="dxa"/>
+              <w:bottom w:w="70" w:type="dxa"/>
+              <w:left w:w="120" w:type="dxa"/>
+              <w:right w:w="120" w:type="dxa"/>
             </w:tcMar>
           </w:tcPr>
           <w:p>
             <w:r>
               <w:rPr>
                 <w:color w:val="334155"/>
-                <w:sz w:val="17"/>
+                <w:sz w:val="16"/>
               </w:rPr>
-              <w:t>18.39%</w:t>
+              <w:t>28.60%</w:t>
             </w:r>
           </w:p>
         </w:tc>
@@ -1001,19 +2344,19 @@
             <w:tcW w:type="dxa" w:w="1728"/>
             <w:shd w:fill="FFFFFF"/>
             <w:tcMar>
-              <w:top w:w="80" w:type="dxa"/>
-              <w:bottom w:w="80" w:type="dxa"/>
-              <w:left w:w="140" w:type="dxa"/>
-              <w:right w:w="140" w:type="dxa"/>
+              <w:top w:w="70" w:type="dxa"/>
+              <w:bottom w:w="70" w:type="dxa"/>
+              <w:left w:w="120" w:type="dxa"/>
+              <w:right w:w="120" w:type="dxa"/>
             </w:tcMar>
           </w:tcPr>
           <w:p>
             <w:r>
               <w:rPr>
                 <w:color w:val="334155"/>
-                <w:sz w:val="17"/>
+                <w:sz w:val="16"/>
               </w:rPr>
-              <w:t>22.92% CTR on Opens</w:t>
+              <w:t>28,900 Product Card Interactions</w:t>
             </w:r>
           </w:p>
         </w:tc>
@@ -1024,19 +2367,19 @@
             <w:tcW w:type="dxa" w:w="1728"/>
             <w:shd w:fill="F8FAFC"/>
             <w:tcMar>
-              <w:top w:w="80" w:type="dxa"/>
-              <w:bottom w:w="80" w:type="dxa"/>
-              <w:left w:w="140" w:type="dxa"/>
-              <w:right w:w="140" w:type="dxa"/>
+              <w:top w:w="70" w:type="dxa"/>
+              <w:bottom w:w="70" w:type="dxa"/>
+              <w:left w:w="120" w:type="dxa"/>
+              <w:right w:w="120" w:type="dxa"/>
             </w:tcMar>
           </w:tcPr>
           <w:p>
             <w:r>
               <w:rPr>
                 <w:color w:val="334155"/>
-                <w:sz w:val="17"/>
+                <w:sz w:val="16"/>
               </w:rPr>
-              <w:t>LinkedIn</w:t>
+              <w:t>4. Checkout Initiated</w:t>
             </w:r>
           </w:p>
         </w:tc>
@@ -1045,19 +2388,19 @@
             <w:tcW w:type="dxa" w:w="1728"/>
             <w:shd w:fill="F8FAFC"/>
             <w:tcMar>
-              <w:top w:w="80" w:type="dxa"/>
-              <w:bottom w:w="80" w:type="dxa"/>
-              <w:left w:w="140" w:type="dxa"/>
-              <w:right w:w="140" w:type="dxa"/>
+              <w:top w:w="70" w:type="dxa"/>
+              <w:bottom w:w="70" w:type="dxa"/>
+              <w:left w:w="120" w:type="dxa"/>
+              <w:right w:w="120" w:type="dxa"/>
             </w:tcMar>
           </w:tcPr>
           <w:p>
             <w:r>
               <w:rPr>
                 <w:color w:val="334155"/>
-                <w:sz w:val="17"/>
+                <w:sz w:val="16"/>
               </w:rPr>
-              <w:t>42 Campaigns</w:t>
+              <w:t>14,205 Starts</w:t>
             </w:r>
           </w:p>
         </w:tc>
@@ -1066,19 +2409,19 @@
             <w:tcW w:type="dxa" w:w="1728"/>
             <w:shd w:fill="F8FAFC"/>
             <w:tcMar>
-              <w:top w:w="80" w:type="dxa"/>
-              <w:bottom w:w="80" w:type="dxa"/>
-              <w:left w:w="140" w:type="dxa"/>
-              <w:right w:w="140" w:type="dxa"/>
+              <w:top w:w="70" w:type="dxa"/>
+              <w:bottom w:w="70" w:type="dxa"/>
+              <w:left w:w="120" w:type="dxa"/>
+              <w:right w:w="120" w:type="dxa"/>
             </w:tcMar>
           </w:tcPr>
           <w:p>
             <w:r>
               <w:rPr>
                 <w:color w:val="334155"/>
-                <w:sz w:val="17"/>
+                <w:sz w:val="16"/>
               </w:rPr>
-              <w:t>₹1,245,600.00</w:t>
+              <w:t>-49.99%</w:t>
             </w:r>
           </w:p>
         </w:tc>
@@ -1087,19 +2430,19 @@
             <w:tcW w:type="dxa" w:w="1728"/>
             <w:shd w:fill="F8FAFC"/>
             <w:tcMar>
-              <w:top w:w="80" w:type="dxa"/>
-              <w:bottom w:w="80" w:type="dxa"/>
-              <w:left w:w="140" w:type="dxa"/>
-              <w:right w:w="140" w:type="dxa"/>
+              <w:top w:w="70" w:type="dxa"/>
+              <w:bottom w:w="70" w:type="dxa"/>
+              <w:left w:w="120" w:type="dxa"/>
+              <w:right w:w="120" w:type="dxa"/>
             </w:tcMar>
           </w:tcPr>
           <w:p>
             <w:r>
               <w:rPr>
                 <w:color w:val="334155"/>
-                <w:sz w:val="17"/>
+                <w:sz w:val="16"/>
               </w:rPr>
-              <w:t>12.09%</w:t>
+              <w:t>14.30%</w:t>
             </w:r>
           </w:p>
         </w:tc>
@@ -1108,19 +2451,19 @@
             <w:tcW w:type="dxa" w:w="1728"/>
             <w:shd w:fill="F8FAFC"/>
             <w:tcMar>
-              <w:top w:w="80" w:type="dxa"/>
-              <w:bottom w:w="80" w:type="dxa"/>
-              <w:left w:w="140" w:type="dxa"/>
-              <w:right w:w="140" w:type="dxa"/>
+              <w:top w:w="70" w:type="dxa"/>
+              <w:bottom w:w="70" w:type="dxa"/>
+              <w:left w:w="120" w:type="dxa"/>
+              <w:right w:w="120" w:type="dxa"/>
             </w:tcMar>
           </w:tcPr>
           <w:p>
             <w:r>
               <w:rPr>
                 <w:color w:val="334155"/>
-                <w:sz w:val="17"/>
+                <w:sz w:val="16"/>
               </w:rPr>
-              <w:t>B2B Professional Audience</w:t>
+              <w:t>14,205 Add to Cart Submissions</w:t>
             </w:r>
           </w:p>
         </w:tc>
@@ -1131,19 +2474,19 @@
             <w:tcW w:type="dxa" w:w="1728"/>
             <w:shd w:fill="FFFFFF"/>
             <w:tcMar>
-              <w:top w:w="80" w:type="dxa"/>
-              <w:bottom w:w="80" w:type="dxa"/>
-              <w:left w:w="140" w:type="dxa"/>
-              <w:right w:w="140" w:type="dxa"/>
+              <w:top w:w="70" w:type="dxa"/>
+              <w:bottom w:w="70" w:type="dxa"/>
+              <w:left w:w="120" w:type="dxa"/>
+              <w:right w:w="120" w:type="dxa"/>
             </w:tcMar>
           </w:tcPr>
           <w:p>
             <w:r>
               <w:rPr>
                 <w:color w:val="334155"/>
-                <w:sz w:val="17"/>
+                <w:sz w:val="16"/>
               </w:rPr>
-              <w:t>Twitter / X</w:t>
+              <w:t>5. Orders Fulfilled</w:t>
             </w:r>
           </w:p>
         </w:tc>
@@ -1152,19 +2495,19 @@
             <w:tcW w:type="dxa" w:w="1728"/>
             <w:shd w:fill="FFFFFF"/>
             <w:tcMar>
-              <w:top w:w="80" w:type="dxa"/>
-              <w:bottom w:w="80" w:type="dxa"/>
-              <w:left w:w="140" w:type="dxa"/>
-              <w:right w:w="140" w:type="dxa"/>
+              <w:top w:w="70" w:type="dxa"/>
+              <w:bottom w:w="70" w:type="dxa"/>
+              <w:left w:w="120" w:type="dxa"/>
+              <w:right w:w="120" w:type="dxa"/>
             </w:tcMar>
           </w:tcPr>
           <w:p>
             <w:r>
               <w:rPr>
                 <w:color w:val="334155"/>
-                <w:sz w:val="17"/>
+                <w:sz w:val="16"/>
               </w:rPr>
-              <w:t>38 Campaigns</w:t>
+              <w:t>10,420 Completed</w:t>
             </w:r>
           </w:p>
         </w:tc>
@@ -1173,19 +2516,19 @@
             <w:tcW w:type="dxa" w:w="1728"/>
             <w:shd w:fill="FFFFFF"/>
             <w:tcMar>
-              <w:top w:w="80" w:type="dxa"/>
-              <w:bottom w:w="80" w:type="dxa"/>
-              <w:left w:w="140" w:type="dxa"/>
-              <w:right w:w="140" w:type="dxa"/>
+              <w:top w:w="70" w:type="dxa"/>
+              <w:bottom w:w="70" w:type="dxa"/>
+              <w:left w:w="120" w:type="dxa"/>
+              <w:right w:w="120" w:type="dxa"/>
             </w:tcMar>
           </w:tcPr>
           <w:p>
             <w:r>
               <w:rPr>
                 <w:color w:val="334155"/>
-                <w:sz w:val="17"/>
+                <w:sz w:val="16"/>
               </w:rPr>
-              <w:t>₹904,964.41</w:t>
+              <w:t>-26.65%</w:t>
             </w:r>
           </w:p>
         </w:tc>
@@ -1194,19 +2537,19 @@
             <w:tcW w:type="dxa" w:w="1728"/>
             <w:shd w:fill="FFFFFF"/>
             <w:tcMar>
-              <w:top w:w="80" w:type="dxa"/>
-              <w:bottom w:w="80" w:type="dxa"/>
-              <w:left w:w="140" w:type="dxa"/>
-              <w:right w:w="140" w:type="dxa"/>
+              <w:top w:w="70" w:type="dxa"/>
+              <w:bottom w:w="70" w:type="dxa"/>
+              <w:left w:w="120" w:type="dxa"/>
+              <w:right w:w="120" w:type="dxa"/>
             </w:tcMar>
           </w:tcPr>
           <w:p>
             <w:r>
               <w:rPr>
                 <w:color w:val="334155"/>
-                <w:sz w:val="17"/>
+                <w:sz w:val="16"/>
               </w:rPr>
-              <w:t>8.78%</w:t>
+              <w:t>10.49%</w:t>
             </w:r>
           </w:p>
         </w:tc>
@@ -1215,19 +2558,19 @@
             <w:tcW w:type="dxa" w:w="1728"/>
             <w:shd w:fill="FFFFFF"/>
             <w:tcMar>
-              <w:top w:w="80" w:type="dxa"/>
-              <w:bottom w:w="80" w:type="dxa"/>
-              <w:left w:w="140" w:type="dxa"/>
-              <w:right w:w="140" w:type="dxa"/>
+              <w:top w:w="70" w:type="dxa"/>
+              <w:bottom w:w="70" w:type="dxa"/>
+              <w:left w:w="120" w:type="dxa"/>
+              <w:right w:w="120" w:type="dxa"/>
             </w:tcMar>
           </w:tcPr>
           <w:p>
             <w:r>
               <w:rPr>
                 <w:color w:val="334155"/>
-                <w:sz w:val="17"/>
+                <w:sz w:val="16"/>
               </w:rPr>
-              <w:t>Viral &amp; Event Amplification</w:t>
+              <w:t>5,200 Wishlist &amp; Reviews</w:t>
             </w:r>
           </w:p>
         </w:tc>
@@ -1235,7 +2578,7 @@
     </w:tbl>
     <w:p>
       <w:pPr>
-        <w:spacing w:after="200"/>
+        <w:spacing w:after="160"/>
       </w:pPr>
     </w:p>
     <w:p>
@@ -1246,14 +2589,75 @@
         <w:rPr>
           <w:b/>
           <w:color w:val="1E293B"/>
-          <w:sz w:val="28"/>
+          <w:sz w:val="26"/>
         </w:rPr>
-        <w:t>2. Digital Journey, Device Ecosystem &amp; Web Funnel</w:t>
+        <w:t>3. Logistics Domain: Carrier On-Time SLAs, Lead Time TAT &amp; Pipeline Status</w:t>
       </w:r>
     </w:p>
     <w:p>
       <w:r>
-        <w:t>Clickstream analysis across 500,000 page views and 200,000 interactive user events.</w:t>
+        <w:t>Analysis of 104,987 outbound parcels, courier partner performance benchmarking, and warehouse distribution logistics.</w:t>
+      </w:r>
+    </w:p>
+    <w:p>
+      <w:r>
+        <w:t>Associated Domain Visualizations in Dashboard:</w:t>
+      </w:r>
+    </w:p>
+    <w:p>
+      <w:pPr>
+        <w:pStyle w:val="ListBullet"/>
+      </w:pPr>
+      <w:r>
+        <w:rPr>
+          <w:b/>
+        </w:rPr>
+        <w:t xml:space="preserve">Chart 1 (Combo): </w:t>
+      </w:r>
+      <w:r>
+        <w:t>Courier Partner Delivered Volume &amp; On-Time SLA Benchmark</w:t>
+      </w:r>
+    </w:p>
+    <w:p>
+      <w:pPr>
+        <w:pStyle w:val="ListBullet"/>
+      </w:pPr>
+      <w:r>
+        <w:rPr>
+          <w:b/>
+        </w:rPr>
+        <w:t xml:space="preserve">Chart 2 (Column): </w:t>
+      </w:r>
+      <w:r>
+        <w:t>Delivery Lead Time by Zone (Days across Regional Hubs)</w:t>
+      </w:r>
+    </w:p>
+    <w:p>
+      <w:pPr>
+        <w:pStyle w:val="ListBullet"/>
+      </w:pPr>
+      <w:r>
+        <w:rPr>
+          <w:b/>
+        </w:rPr>
+        <w:t xml:space="preserve">Chart 3 (Distributed Bar): </w:t>
+      </w:r>
+      <w:r>
+        <w:t>Shipment Transit Lead Time Distribution (Same Day to 6+ Days Delayed)</w:t>
+      </w:r>
+    </w:p>
+    <w:p>
+      <w:pPr>
+        <w:pStyle w:val="ListBullet"/>
+      </w:pPr>
+      <w:r>
+        <w:rPr>
+          <w:b/>
+        </w:rPr>
+        <w:t xml:space="preserve">Chart 4 (Donut): </w:t>
+      </w:r>
+      <w:r>
+        <w:t>Shipment Pipeline &amp; Delivery Journey Status (Delivered, In-Transit, Out for Delivery, RTO)</w:t>
       </w:r>
     </w:p>
     <w:tbl>
@@ -1276,10 +2680,10 @@
             <w:tcW w:type="dxa" w:w="1728"/>
             <w:shd w:fill="0F172A"/>
             <w:tcMar>
-              <w:top w:w="120" w:type="dxa"/>
-              <w:bottom w:w="120" w:type="dxa"/>
-              <w:left w:w="140" w:type="dxa"/>
-              <w:right w:w="140" w:type="dxa"/>
+              <w:top w:w="100" w:type="dxa"/>
+              <w:bottom w:w="100" w:type="dxa"/>
+              <w:left w:w="120" w:type="dxa"/>
+              <w:right w:w="120" w:type="dxa"/>
             </w:tcMar>
           </w:tcPr>
           <w:p>
@@ -1290,9 +2694,9 @@
               <w:rPr>
                 <w:b/>
                 <w:color w:val="FFFFFF"/>
-                <w:sz w:val="18"/>
+                <w:sz w:val="17"/>
               </w:rPr>
-              <w:t>Device / OS Segment</w:t>
+              <w:t>Courier Partner / TAT Bracket</w:t>
             </w:r>
           </w:p>
         </w:tc>
@@ -1301,10 +2705,10 @@
             <w:tcW w:type="dxa" w:w="1728"/>
             <w:shd w:fill="0F172A"/>
             <w:tcMar>
-              <w:top w:w="120" w:type="dxa"/>
-              <w:bottom w:w="120" w:type="dxa"/>
-              <w:left w:w="140" w:type="dxa"/>
-              <w:right w:w="140" w:type="dxa"/>
+              <w:top w:w="100" w:type="dxa"/>
+              <w:bottom w:w="100" w:type="dxa"/>
+              <w:left w:w="120" w:type="dxa"/>
+              <w:right w:w="120" w:type="dxa"/>
             </w:tcMar>
           </w:tcPr>
           <w:p>
@@ -1315,9 +2719,9 @@
               <w:rPr>
                 <w:b/>
                 <w:color w:val="FFFFFF"/>
-                <w:sz w:val="18"/>
+                <w:sz w:val="17"/>
               </w:rPr>
-              <w:t>View Count</w:t>
+              <w:t>Delivered Shipments</w:t>
             </w:r>
           </w:p>
         </w:tc>
@@ -1326,10 +2730,10 @@
             <w:tcW w:type="dxa" w:w="1728"/>
             <w:shd w:fill="0F172A"/>
             <w:tcMar>
-              <w:top w:w="120" w:type="dxa"/>
-              <w:bottom w:w="120" w:type="dxa"/>
-              <w:left w:w="140" w:type="dxa"/>
-              <w:right w:w="140" w:type="dxa"/>
+              <w:top w:w="100" w:type="dxa"/>
+              <w:bottom w:w="100" w:type="dxa"/>
+              <w:left w:w="120" w:type="dxa"/>
+              <w:right w:w="120" w:type="dxa"/>
             </w:tcMar>
           </w:tcPr>
           <w:p>
@@ -1340,9 +2744,9 @@
               <w:rPr>
                 <w:b/>
                 <w:color w:val="FFFFFF"/>
-                <w:sz w:val="18"/>
+                <w:sz w:val="17"/>
               </w:rPr>
-              <w:t>Share (%)</w:t>
+              <w:t>On-Time SLA (%)</w:t>
             </w:r>
           </w:p>
         </w:tc>
@@ -1351,10 +2755,10 @@
             <w:tcW w:type="dxa" w:w="1728"/>
             <w:shd w:fill="0F172A"/>
             <w:tcMar>
-              <w:top w:w="120" w:type="dxa"/>
-              <w:bottom w:w="120" w:type="dxa"/>
-              <w:left w:w="140" w:type="dxa"/>
-              <w:right w:w="140" w:type="dxa"/>
+              <w:top w:w="100" w:type="dxa"/>
+              <w:bottom w:w="100" w:type="dxa"/>
+              <w:left w:w="120" w:type="dxa"/>
+              <w:right w:w="120" w:type="dxa"/>
             </w:tcMar>
           </w:tcPr>
           <w:p>
@@ -1365,9 +2769,9 @@
               <w:rPr>
                 <w:b/>
                 <w:color w:val="FFFFFF"/>
-                <w:sz w:val="18"/>
+                <w:sz w:val="17"/>
               </w:rPr>
-              <w:t>User Intent Stage</w:t>
+              <w:t>Avg Lead TAT (Days)</w:t>
             </w:r>
           </w:p>
         </w:tc>
@@ -1376,10 +2780,10 @@
             <w:tcW w:type="dxa" w:w="1728"/>
             <w:shd w:fill="0F172A"/>
             <w:tcMar>
-              <w:top w:w="120" w:type="dxa"/>
-              <w:bottom w:w="120" w:type="dxa"/>
-              <w:left w:w="140" w:type="dxa"/>
-              <w:right w:w="140" w:type="dxa"/>
+              <w:top w:w="100" w:type="dxa"/>
+              <w:bottom w:w="100" w:type="dxa"/>
+              <w:left w:w="120" w:type="dxa"/>
+              <w:right w:w="120" w:type="dxa"/>
             </w:tcMar>
           </w:tcPr>
           <w:p>
@@ -1390,9 +2794,9 @@
               <w:rPr>
                 <w:b/>
                 <w:color w:val="FFFFFF"/>
-                <w:sz w:val="18"/>
+                <w:sz w:val="17"/>
               </w:rPr>
-              <w:t>Events Recorded</w:t>
+              <w:t>Journey Status Share</w:t>
             </w:r>
           </w:p>
         </w:tc>
@@ -1403,19 +2807,19 @@
             <w:tcW w:type="dxa" w:w="1728"/>
             <w:shd w:fill="FFFFFF"/>
             <w:tcMar>
-              <w:top w:w="80" w:type="dxa"/>
-              <w:bottom w:w="80" w:type="dxa"/>
-              <w:left w:w="140" w:type="dxa"/>
-              <w:right w:w="140" w:type="dxa"/>
+              <w:top w:w="70" w:type="dxa"/>
+              <w:bottom w:w="70" w:type="dxa"/>
+              <w:left w:w="120" w:type="dxa"/>
+              <w:right w:w="120" w:type="dxa"/>
             </w:tcMar>
           </w:tcPr>
           <w:p>
             <w:r>
               <w:rPr>
                 <w:color w:val="334155"/>
-                <w:sz w:val="17"/>
+                <w:sz w:val="16"/>
               </w:rPr>
-              <w:t>Mobile Web (Android/iOS)</w:t>
+              <w:t>BlueDart Prime Express</w:t>
             </w:r>
           </w:p>
         </w:tc>
@@ -1424,19 +2828,19 @@
             <w:tcW w:type="dxa" w:w="1728"/>
             <w:shd w:fill="FFFFFF"/>
             <w:tcMar>
-              <w:top w:w="80" w:type="dxa"/>
-              <w:bottom w:w="80" w:type="dxa"/>
-              <w:left w:w="140" w:type="dxa"/>
-              <w:right w:w="140" w:type="dxa"/>
+              <w:top w:w="70" w:type="dxa"/>
+              <w:bottom w:w="70" w:type="dxa"/>
+              <w:left w:w="120" w:type="dxa"/>
+              <w:right w:w="120" w:type="dxa"/>
             </w:tcMar>
           </w:tcPr>
           <w:p>
             <w:r>
               <w:rPr>
                 <w:color w:val="334155"/>
-                <w:sz w:val="17"/>
+                <w:sz w:val="16"/>
               </w:rPr>
-              <w:t>299,550</w:t>
+              <w:t>28,450 Parcels</w:t>
             </w:r>
           </w:p>
         </w:tc>
@@ -1445,19 +2849,19 @@
             <w:tcW w:type="dxa" w:w="1728"/>
             <w:shd w:fill="FFFFFF"/>
             <w:tcMar>
-              <w:top w:w="80" w:type="dxa"/>
-              <w:bottom w:w="80" w:type="dxa"/>
-              <w:left w:w="140" w:type="dxa"/>
-              <w:right w:w="140" w:type="dxa"/>
+              <w:top w:w="70" w:type="dxa"/>
+              <w:bottom w:w="70" w:type="dxa"/>
+              <w:left w:w="120" w:type="dxa"/>
+              <w:right w:w="120" w:type="dxa"/>
             </w:tcMar>
           </w:tcPr>
           <w:p>
             <w:r>
               <w:rPr>
                 <w:color w:val="334155"/>
-                <w:sz w:val="17"/>
+                <w:sz w:val="16"/>
               </w:rPr>
-              <w:t>59.91%</w:t>
+              <w:t>82.40%</w:t>
             </w:r>
           </w:p>
         </w:tc>
@@ -1466,19 +2870,19 @@
             <w:tcW w:type="dxa" w:w="1728"/>
             <w:shd w:fill="FFFFFF"/>
             <w:tcMar>
-              <w:top w:w="80" w:type="dxa"/>
-              <w:bottom w:w="80" w:type="dxa"/>
-              <w:left w:w="140" w:type="dxa"/>
-              <w:right w:w="140" w:type="dxa"/>
+              <w:top w:w="70" w:type="dxa"/>
+              <w:bottom w:w="70" w:type="dxa"/>
+              <w:left w:w="120" w:type="dxa"/>
+              <w:right w:w="120" w:type="dxa"/>
             </w:tcMar>
           </w:tcPr>
           <w:p>
             <w:r>
               <w:rPr>
                 <w:color w:val="334155"/>
-                <w:sz w:val="17"/>
+                <w:sz w:val="16"/>
               </w:rPr>
-              <w:t>Search &amp; Browse</w:t>
+              <w:t>3.45 Days</w:t>
             </w:r>
           </w:p>
         </w:tc>
@@ -1487,19 +2891,19 @@
             <w:tcW w:type="dxa" w:w="1728"/>
             <w:shd w:fill="FFFFFF"/>
             <w:tcMar>
-              <w:top w:w="80" w:type="dxa"/>
-              <w:bottom w:w="80" w:type="dxa"/>
-              <w:left w:w="140" w:type="dxa"/>
-              <w:right w:w="140" w:type="dxa"/>
+              <w:top w:w="70" w:type="dxa"/>
+              <w:bottom w:w="70" w:type="dxa"/>
+              <w:left w:w="120" w:type="dxa"/>
+              <w:right w:w="120" w:type="dxa"/>
             </w:tcMar>
           </w:tcPr>
           <w:p>
             <w:r>
               <w:rPr>
                 <w:color w:val="334155"/>
-                <w:sz w:val="17"/>
+                <w:sz w:val="16"/>
               </w:rPr>
-              <w:t>49,990 Clicks</w:t>
+              <w:t>82,540 Delivered (78.6%)</w:t>
             </w:r>
           </w:p>
         </w:tc>
@@ -1510,19 +2914,19 @@
             <w:tcW w:type="dxa" w:w="1728"/>
             <w:shd w:fill="F8FAFC"/>
             <w:tcMar>
-              <w:top w:w="80" w:type="dxa"/>
-              <w:bottom w:w="80" w:type="dxa"/>
-              <w:left w:w="140" w:type="dxa"/>
-              <w:right w:w="140" w:type="dxa"/>
+              <w:top w:w="70" w:type="dxa"/>
+              <w:bottom w:w="70" w:type="dxa"/>
+              <w:left w:w="120" w:type="dxa"/>
+              <w:right w:w="120" w:type="dxa"/>
             </w:tcMar>
           </w:tcPr>
           <w:p>
             <w:r>
               <w:rPr>
                 <w:color w:val="334155"/>
-                <w:sz w:val="17"/>
+                <w:sz w:val="16"/>
               </w:rPr>
-              <w:t>Desktop (Windows/macOS)</w:t>
+              <w:t>Delhivery Surface Logistics</w:t>
             </w:r>
           </w:p>
         </w:tc>
@@ -1531,19 +2935,19 @@
             <w:tcW w:type="dxa" w:w="1728"/>
             <w:shd w:fill="F8FAFC"/>
             <w:tcMar>
-              <w:top w:w="80" w:type="dxa"/>
-              <w:bottom w:w="80" w:type="dxa"/>
-              <w:left w:w="140" w:type="dxa"/>
-              <w:right w:w="140" w:type="dxa"/>
+              <w:top w:w="70" w:type="dxa"/>
+              <w:bottom w:w="70" w:type="dxa"/>
+              <w:left w:w="120" w:type="dxa"/>
+              <w:right w:w="120" w:type="dxa"/>
             </w:tcMar>
           </w:tcPr>
           <w:p>
             <w:r>
               <w:rPr>
                 <w:color w:val="334155"/>
-                <w:sz w:val="17"/>
+                <w:sz w:val="16"/>
               </w:rPr>
-              <w:t>175,200</w:t>
+              <w:t>24,120 Parcels</w:t>
             </w:r>
           </w:p>
         </w:tc>
@@ -1552,19 +2956,19 @@
             <w:tcW w:type="dxa" w:w="1728"/>
             <w:shd w:fill="F8FAFC"/>
             <w:tcMar>
-              <w:top w:w="80" w:type="dxa"/>
-              <w:bottom w:w="80" w:type="dxa"/>
-              <w:left w:w="140" w:type="dxa"/>
-              <w:right w:w="140" w:type="dxa"/>
+              <w:top w:w="70" w:type="dxa"/>
+              <w:bottom w:w="70" w:type="dxa"/>
+              <w:left w:w="120" w:type="dxa"/>
+              <w:right w:w="120" w:type="dxa"/>
             </w:tcMar>
           </w:tcPr>
           <w:p>
             <w:r>
               <w:rPr>
                 <w:color w:val="334155"/>
-                <w:sz w:val="17"/>
+                <w:sz w:val="16"/>
               </w:rPr>
-              <w:t>35.04%</w:t>
+              <w:t>80.10%</w:t>
             </w:r>
           </w:p>
         </w:tc>
@@ -1573,19 +2977,19 @@
             <w:tcW w:type="dxa" w:w="1728"/>
             <w:shd w:fill="F8FAFC"/>
             <w:tcMar>
-              <w:top w:w="80" w:type="dxa"/>
-              <w:bottom w:w="80" w:type="dxa"/>
-              <w:left w:w="140" w:type="dxa"/>
-              <w:right w:w="140" w:type="dxa"/>
+              <w:top w:w="70" w:type="dxa"/>
+              <w:bottom w:w="70" w:type="dxa"/>
+              <w:left w:w="120" w:type="dxa"/>
+              <w:right w:w="120" w:type="dxa"/>
             </w:tcMar>
           </w:tcPr>
           <w:p>
             <w:r>
               <w:rPr>
                 <w:color w:val="334155"/>
-                <w:sz w:val="17"/>
+                <w:sz w:val="16"/>
               </w:rPr>
-              <w:t>Product Inspection</w:t>
+              <w:t>3.85 Days</w:t>
             </w:r>
           </w:p>
         </w:tc>
@@ -1594,19 +2998,19 @@
             <w:tcW w:type="dxa" w:w="1728"/>
             <w:shd w:fill="F8FAFC"/>
             <w:tcMar>
-              <w:top w:w="80" w:type="dxa"/>
-              <w:bottom w:w="80" w:type="dxa"/>
-              <w:left w:w="140" w:type="dxa"/>
-              <w:right w:w="140" w:type="dxa"/>
+              <w:top w:w="70" w:type="dxa"/>
+              <w:bottom w:w="70" w:type="dxa"/>
+              <w:left w:w="120" w:type="dxa"/>
+              <w:right w:w="120" w:type="dxa"/>
             </w:tcMar>
           </w:tcPr>
           <w:p>
             <w:r>
               <w:rPr>
                 <w:color w:val="334155"/>
-                <w:sz w:val="17"/>
+                <w:sz w:val="16"/>
               </w:rPr>
-              <w:t>50,170 View Details</w:t>
+              <w:t>14,210 In-Transit (13.5%)</w:t>
             </w:r>
           </w:p>
         </w:tc>
@@ -1617,19 +3021,19 @@
             <w:tcW w:type="dxa" w:w="1728"/>
             <w:shd w:fill="FFFFFF"/>
             <w:tcMar>
-              <w:top w:w="80" w:type="dxa"/>
-              <w:bottom w:w="80" w:type="dxa"/>
-              <w:left w:w="140" w:type="dxa"/>
-              <w:right w:w="140" w:type="dxa"/>
+              <w:top w:w="70" w:type="dxa"/>
+              <w:bottom w:w="70" w:type="dxa"/>
+              <w:left w:w="120" w:type="dxa"/>
+              <w:right w:w="120" w:type="dxa"/>
             </w:tcMar>
           </w:tcPr>
           <w:p>
             <w:r>
               <w:rPr>
                 <w:color w:val="334155"/>
-                <w:sz w:val="17"/>
+                <w:sz w:val="16"/>
               </w:rPr>
-              <w:t>Tablet (iPad/Android)</w:t>
+              <w:t>Ecom Express Direct</w:t>
             </w:r>
           </w:p>
         </w:tc>
@@ -1638,19 +3042,19 @@
             <w:tcW w:type="dxa" w:w="1728"/>
             <w:shd w:fill="FFFFFF"/>
             <w:tcMar>
-              <w:top w:w="80" w:type="dxa"/>
-              <w:bottom w:w="80" w:type="dxa"/>
-              <w:left w:w="140" w:type="dxa"/>
-              <w:right w:w="140" w:type="dxa"/>
+              <w:top w:w="70" w:type="dxa"/>
+              <w:bottom w:w="70" w:type="dxa"/>
+              <w:left w:w="120" w:type="dxa"/>
+              <w:right w:w="120" w:type="dxa"/>
             </w:tcMar>
           </w:tcPr>
           <w:p>
             <w:r>
               <w:rPr>
                 <w:color w:val="334155"/>
-                <w:sz w:val="17"/>
+                <w:sz w:val="16"/>
               </w:rPr>
-              <w:t>25,250</w:t>
+              <w:t>18,900 Parcels</w:t>
             </w:r>
           </w:p>
         </w:tc>
@@ -1659,19 +3063,19 @@
             <w:tcW w:type="dxa" w:w="1728"/>
             <w:shd w:fill="FFFFFF"/>
             <w:tcMar>
-              <w:top w:w="80" w:type="dxa"/>
-              <w:bottom w:w="80" w:type="dxa"/>
-              <w:left w:w="140" w:type="dxa"/>
-              <w:right w:w="140" w:type="dxa"/>
+              <w:top w:w="70" w:type="dxa"/>
+              <w:bottom w:w="70" w:type="dxa"/>
+              <w:left w:w="120" w:type="dxa"/>
+              <w:right w:w="120" w:type="dxa"/>
             </w:tcMar>
           </w:tcPr>
           <w:p>
             <w:r>
               <w:rPr>
                 <w:color w:val="334155"/>
-                <w:sz w:val="17"/>
+                <w:sz w:val="16"/>
               </w:rPr>
-              <w:t>5.05%</w:t>
+              <w:t>78.50%</w:t>
             </w:r>
           </w:p>
         </w:tc>
@@ -1680,19 +3084,19 @@
             <w:tcW w:type="dxa" w:w="1728"/>
             <w:shd w:fill="FFFFFF"/>
             <w:tcMar>
-              <w:top w:w="80" w:type="dxa"/>
-              <w:bottom w:w="80" w:type="dxa"/>
-              <w:left w:w="140" w:type="dxa"/>
-              <w:right w:w="140" w:type="dxa"/>
+              <w:top w:w="70" w:type="dxa"/>
+              <w:bottom w:w="70" w:type="dxa"/>
+              <w:left w:w="120" w:type="dxa"/>
+              <w:right w:w="120" w:type="dxa"/>
             </w:tcMar>
           </w:tcPr>
           <w:p>
             <w:r>
               <w:rPr>
                 <w:color w:val="334155"/>
-                <w:sz w:val="17"/>
+                <w:sz w:val="16"/>
               </w:rPr>
-              <w:t>Checkout &amp; Payment</w:t>
+              <w:t>4.20 Days</w:t>
             </w:r>
           </w:p>
         </w:tc>
@@ -1701,19 +3105,340 @@
             <w:tcW w:type="dxa" w:w="1728"/>
             <w:shd w:fill="FFFFFF"/>
             <w:tcMar>
-              <w:top w:w="80" w:type="dxa"/>
-              <w:bottom w:w="80" w:type="dxa"/>
-              <w:left w:w="140" w:type="dxa"/>
-              <w:right w:w="140" w:type="dxa"/>
+              <w:top w:w="70" w:type="dxa"/>
+              <w:bottom w:w="70" w:type="dxa"/>
+              <w:left w:w="120" w:type="dxa"/>
+              <w:right w:w="120" w:type="dxa"/>
             </w:tcMar>
           </w:tcPr>
           <w:p>
             <w:r>
               <w:rPr>
                 <w:color w:val="334155"/>
-                <w:sz w:val="17"/>
+                <w:sz w:val="16"/>
               </w:rPr>
-              <w:t>49,840 Form Submits</w:t>
+              <w:t>4,832 Out for Delivery (4.6%)</w:t>
+            </w:r>
+          </w:p>
+        </w:tc>
+      </w:tr>
+      <w:tr>
+        <w:tc>
+          <w:tcPr>
+            <w:tcW w:type="dxa" w:w="1728"/>
+            <w:shd w:fill="F8FAFC"/>
+            <w:tcMar>
+              <w:top w:w="70" w:type="dxa"/>
+              <w:bottom w:w="70" w:type="dxa"/>
+              <w:left w:w="120" w:type="dxa"/>
+              <w:right w:w="120" w:type="dxa"/>
+            </w:tcMar>
+          </w:tcPr>
+          <w:p>
+            <w:r>
+              <w:rPr>
+                <w:color w:val="334155"/>
+                <w:sz w:val="16"/>
+              </w:rPr>
+              <w:t>Shadowfax Hyperlocal</w:t>
+            </w:r>
+          </w:p>
+        </w:tc>
+        <w:tc>
+          <w:tcPr>
+            <w:tcW w:type="dxa" w:w="1728"/>
+            <w:shd w:fill="F8FAFC"/>
+            <w:tcMar>
+              <w:top w:w="70" w:type="dxa"/>
+              <w:bottom w:w="70" w:type="dxa"/>
+              <w:left w:w="120" w:type="dxa"/>
+              <w:right w:w="120" w:type="dxa"/>
+            </w:tcMar>
+          </w:tcPr>
+          <w:p>
+            <w:r>
+              <w:rPr>
+                <w:color w:val="334155"/>
+                <w:sz w:val="16"/>
+              </w:rPr>
+              <w:t>11,070 Parcels</w:t>
+            </w:r>
+          </w:p>
+        </w:tc>
+        <w:tc>
+          <w:tcPr>
+            <w:tcW w:type="dxa" w:w="1728"/>
+            <w:shd w:fill="F8FAFC"/>
+            <w:tcMar>
+              <w:top w:w="70" w:type="dxa"/>
+              <w:bottom w:w="70" w:type="dxa"/>
+              <w:left w:w="120" w:type="dxa"/>
+              <w:right w:w="120" w:type="dxa"/>
+            </w:tcMar>
+          </w:tcPr>
+          <w:p>
+            <w:r>
+              <w:rPr>
+                <w:color w:val="334155"/>
+                <w:sz w:val="16"/>
+              </w:rPr>
+              <w:t>74.20%</w:t>
+            </w:r>
+          </w:p>
+        </w:tc>
+        <w:tc>
+          <w:tcPr>
+            <w:tcW w:type="dxa" w:w="1728"/>
+            <w:shd w:fill="F8FAFC"/>
+            <w:tcMar>
+              <w:top w:w="70" w:type="dxa"/>
+              <w:bottom w:w="70" w:type="dxa"/>
+              <w:left w:w="120" w:type="dxa"/>
+              <w:right w:w="120" w:type="dxa"/>
+            </w:tcMar>
+          </w:tcPr>
+          <w:p>
+            <w:r>
+              <w:rPr>
+                <w:color w:val="334155"/>
+                <w:sz w:val="16"/>
+              </w:rPr>
+              <w:t>4.65 Days</w:t>
+            </w:r>
+          </w:p>
+        </w:tc>
+        <w:tc>
+          <w:tcPr>
+            <w:tcW w:type="dxa" w:w="1728"/>
+            <w:shd w:fill="F8FAFC"/>
+            <w:tcMar>
+              <w:top w:w="70" w:type="dxa"/>
+              <w:bottom w:w="70" w:type="dxa"/>
+              <w:left w:w="120" w:type="dxa"/>
+              <w:right w:w="120" w:type="dxa"/>
+            </w:tcMar>
+          </w:tcPr>
+          <w:p>
+            <w:r>
+              <w:rPr>
+                <w:color w:val="334155"/>
+                <w:sz w:val="16"/>
+              </w:rPr>
+              <w:t>1,840 RTO / Returned (1.8%)</w:t>
+            </w:r>
+          </w:p>
+        </w:tc>
+      </w:tr>
+      <w:tr>
+        <w:tc>
+          <w:tcPr>
+            <w:tcW w:type="dxa" w:w="1728"/>
+            <w:shd w:fill="FFFFFF"/>
+            <w:tcMar>
+              <w:top w:w="70" w:type="dxa"/>
+              <w:bottom w:w="70" w:type="dxa"/>
+              <w:left w:w="120" w:type="dxa"/>
+              <w:right w:w="120" w:type="dxa"/>
+            </w:tcMar>
+          </w:tcPr>
+          <w:p>
+            <w:r>
+              <w:rPr>
+                <w:color w:val="334155"/>
+                <w:sz w:val="16"/>
+              </w:rPr>
+              <w:t>Lead Time: Same Day (&lt;24h)</w:t>
+            </w:r>
+          </w:p>
+        </w:tc>
+        <w:tc>
+          <w:tcPr>
+            <w:tcW w:type="dxa" w:w="1728"/>
+            <w:shd w:fill="FFFFFF"/>
+            <w:tcMar>
+              <w:top w:w="70" w:type="dxa"/>
+              <w:bottom w:w="70" w:type="dxa"/>
+              <w:left w:w="120" w:type="dxa"/>
+              <w:right w:w="120" w:type="dxa"/>
+            </w:tcMar>
+          </w:tcPr>
+          <w:p>
+            <w:r>
+              <w:rPr>
+                <w:color w:val="334155"/>
+                <w:sz w:val="16"/>
+              </w:rPr>
+              <w:t>12,450 Shipments</w:t>
+            </w:r>
+          </w:p>
+        </w:tc>
+        <w:tc>
+          <w:tcPr>
+            <w:tcW w:type="dxa" w:w="1728"/>
+            <w:shd w:fill="FFFFFF"/>
+            <w:tcMar>
+              <w:top w:w="70" w:type="dxa"/>
+              <w:bottom w:w="70" w:type="dxa"/>
+              <w:left w:w="120" w:type="dxa"/>
+              <w:right w:w="120" w:type="dxa"/>
+            </w:tcMar>
+          </w:tcPr>
+          <w:p>
+            <w:r>
+              <w:rPr>
+                <w:color w:val="334155"/>
+                <w:sz w:val="16"/>
+              </w:rPr>
+              <w:t>100.00%</w:t>
+            </w:r>
+          </w:p>
+        </w:tc>
+        <w:tc>
+          <w:tcPr>
+            <w:tcW w:type="dxa" w:w="1728"/>
+            <w:shd w:fill="FFFFFF"/>
+            <w:tcMar>
+              <w:top w:w="70" w:type="dxa"/>
+              <w:bottom w:w="70" w:type="dxa"/>
+              <w:left w:w="120" w:type="dxa"/>
+              <w:right w:w="120" w:type="dxa"/>
+            </w:tcMar>
+          </w:tcPr>
+          <w:p>
+            <w:r>
+              <w:rPr>
+                <w:color w:val="334155"/>
+                <w:sz w:val="16"/>
+              </w:rPr>
+              <w:t>&lt; 1 Day</w:t>
+            </w:r>
+          </w:p>
+        </w:tc>
+        <w:tc>
+          <w:tcPr>
+            <w:tcW w:type="dxa" w:w="1728"/>
+            <w:shd w:fill="FFFFFF"/>
+            <w:tcMar>
+              <w:top w:w="70" w:type="dxa"/>
+              <w:bottom w:w="70" w:type="dxa"/>
+              <w:left w:w="120" w:type="dxa"/>
+              <w:right w:w="120" w:type="dxa"/>
+            </w:tcMar>
+          </w:tcPr>
+          <w:p>
+            <w:r>
+              <w:rPr>
+                <w:color w:val="334155"/>
+                <w:sz w:val="16"/>
+              </w:rPr>
+              <w:t>15.08% Metro Expedited</w:t>
+            </w:r>
+          </w:p>
+        </w:tc>
+      </w:tr>
+      <w:tr>
+        <w:tc>
+          <w:tcPr>
+            <w:tcW w:type="dxa" w:w="1728"/>
+            <w:shd w:fill="F8FAFC"/>
+            <w:tcMar>
+              <w:top w:w="70" w:type="dxa"/>
+              <w:bottom w:w="70" w:type="dxa"/>
+              <w:left w:w="120" w:type="dxa"/>
+              <w:right w:w="120" w:type="dxa"/>
+            </w:tcMar>
+          </w:tcPr>
+          <w:p>
+            <w:r>
+              <w:rPr>
+                <w:color w:val="334155"/>
+                <w:sz w:val="16"/>
+              </w:rPr>
+              <w:t>Lead Time: 6+ Days (Delayed)</w:t>
+            </w:r>
+          </w:p>
+        </w:tc>
+        <w:tc>
+          <w:tcPr>
+            <w:tcW w:type="dxa" w:w="1728"/>
+            <w:shd w:fill="F8FAFC"/>
+            <w:tcMar>
+              <w:top w:w="70" w:type="dxa"/>
+              <w:bottom w:w="70" w:type="dxa"/>
+              <w:left w:w="120" w:type="dxa"/>
+              <w:right w:w="120" w:type="dxa"/>
+            </w:tcMar>
+          </w:tcPr>
+          <w:p>
+            <w:r>
+              <w:rPr>
+                <w:color w:val="334155"/>
+                <w:sz w:val="16"/>
+              </w:rPr>
+              <w:t>3,700 Shipments</w:t>
+            </w:r>
+          </w:p>
+        </w:tc>
+        <w:tc>
+          <w:tcPr>
+            <w:tcW w:type="dxa" w:w="1728"/>
+            <w:shd w:fill="F8FAFC"/>
+            <w:tcMar>
+              <w:top w:w="70" w:type="dxa"/>
+              <w:bottom w:w="70" w:type="dxa"/>
+              <w:left w:w="120" w:type="dxa"/>
+              <w:right w:w="120" w:type="dxa"/>
+            </w:tcMar>
+          </w:tcPr>
+          <w:p>
+            <w:r>
+              <w:rPr>
+                <w:color w:val="334155"/>
+                <w:sz w:val="16"/>
+              </w:rPr>
+              <w:t>0.00%</w:t>
+            </w:r>
+          </w:p>
+        </w:tc>
+        <w:tc>
+          <w:tcPr>
+            <w:tcW w:type="dxa" w:w="1728"/>
+            <w:shd w:fill="F8FAFC"/>
+            <w:tcMar>
+              <w:top w:w="70" w:type="dxa"/>
+              <w:bottom w:w="70" w:type="dxa"/>
+              <w:left w:w="120" w:type="dxa"/>
+              <w:right w:w="120" w:type="dxa"/>
+            </w:tcMar>
+          </w:tcPr>
+          <w:p>
+            <w:r>
+              <w:rPr>
+                <w:color w:val="334155"/>
+                <w:sz w:val="16"/>
+              </w:rPr>
+              <w:t>6.85 Days</w:t>
+            </w:r>
+          </w:p>
+        </w:tc>
+        <w:tc>
+          <w:tcPr>
+            <w:tcW w:type="dxa" w:w="1728"/>
+            <w:shd w:fill="F8FAFC"/>
+            <w:tcMar>
+              <w:top w:w="70" w:type="dxa"/>
+              <w:bottom w:w="70" w:type="dxa"/>
+              <w:left w:w="120" w:type="dxa"/>
+              <w:right w:w="120" w:type="dxa"/>
+            </w:tcMar>
+          </w:tcPr>
+          <w:p>
+            <w:r>
+              <w:rPr>
+                <w:color w:val="334155"/>
+                <w:sz w:val="16"/>
+              </w:rPr>
+              <w:t>4.48% Remote Escalations</w:t>
             </w:r>
           </w:p>
         </w:tc>
@@ -1721,7 +3446,7 @@
     </w:tbl>
     <w:p>
       <w:pPr>
-        <w:spacing w:after="200"/>
+        <w:spacing w:after="160"/>
       </w:pPr>
     </w:p>
     <w:p>
@@ -1732,707 +3457,7 @@
         <w:rPr>
           <w:b/>
           <w:color w:val="1E293B"/>
-          <w:sz w:val="28"/>
-        </w:rPr>
-        <w:t>3. Logistics Courier SLA &amp; Distribution Warehouse Network</w:t>
-      </w:r>
-    </w:p>
-    <w:p>
-      <w:r>
-        <w:t>Analysis of 104,987 outbound shipments, carrier lead times, and central DC capacity footprint.</w:t>
-      </w:r>
-    </w:p>
-    <w:tbl>
-      <w:tblPr>
-        <w:tblW w:type="auto" w:w="0"/>
-        <w:jc w:val="center"/>
-        <w:tblLayout w:type="fixed"/>
-        <w:tblLook w:firstColumn="1" w:firstRow="1" w:lastColumn="0" w:lastRow="0" w:noHBand="0" w:noVBand="1" w:val="04A0"/>
-      </w:tblPr>
-      <w:tblGrid>
-        <w:gridCol w:w="1728"/>
-        <w:gridCol w:w="1728"/>
-        <w:gridCol w:w="1728"/>
-        <w:gridCol w:w="1728"/>
-        <w:gridCol w:w="1728"/>
-      </w:tblGrid>
-      <w:tr>
-        <w:tc>
-          <w:tcPr>
-            <w:tcW w:type="dxa" w:w="1728"/>
-            <w:shd w:fill="0F172A"/>
-            <w:tcMar>
-              <w:top w:w="120" w:type="dxa"/>
-              <w:bottom w:w="120" w:type="dxa"/>
-              <w:left w:w="140" w:type="dxa"/>
-              <w:right w:w="140" w:type="dxa"/>
-            </w:tcMar>
-          </w:tcPr>
-          <w:p>
-            <w:pPr>
-              <w:jc w:val="left"/>
-            </w:pPr>
-            <w:r>
-              <w:rPr>
-                <w:b/>
-                <w:color w:val="FFFFFF"/>
-                <w:sz w:val="18"/>
-              </w:rPr>
-              <w:t>Logistics Entity</w:t>
-            </w:r>
-          </w:p>
-        </w:tc>
-        <w:tc>
-          <w:tcPr>
-            <w:tcW w:type="dxa" w:w="1728"/>
-            <w:shd w:fill="0F172A"/>
-            <w:tcMar>
-              <w:top w:w="120" w:type="dxa"/>
-              <w:bottom w:w="120" w:type="dxa"/>
-              <w:left w:w="140" w:type="dxa"/>
-              <w:right w:w="140" w:type="dxa"/>
-            </w:tcMar>
-          </w:tcPr>
-          <w:p>
-            <w:pPr>
-              <w:jc w:val="left"/>
-            </w:pPr>
-            <w:r>
-              <w:rPr>
-                <w:b/>
-                <w:color w:val="FFFFFF"/>
-                <w:sz w:val="18"/>
-              </w:rPr>
-              <w:t>Metric / Role</w:t>
-            </w:r>
-          </w:p>
-        </w:tc>
-        <w:tc>
-          <w:tcPr>
-            <w:tcW w:type="dxa" w:w="1728"/>
-            <w:shd w:fill="0F172A"/>
-            <w:tcMar>
-              <w:top w:w="120" w:type="dxa"/>
-              <w:bottom w:w="120" w:type="dxa"/>
-              <w:left w:w="140" w:type="dxa"/>
-              <w:right w:w="140" w:type="dxa"/>
-            </w:tcMar>
-          </w:tcPr>
-          <w:p>
-            <w:pPr>
-              <w:jc w:val="left"/>
-            </w:pPr>
-            <w:r>
-              <w:rPr>
-                <w:b/>
-                <w:color w:val="FFFFFF"/>
-                <w:sz w:val="18"/>
-              </w:rPr>
-              <w:t>Performance Value</w:t>
-            </w:r>
-          </w:p>
-        </w:tc>
-        <w:tc>
-          <w:tcPr>
-            <w:tcW w:type="dxa" w:w="1728"/>
-            <w:shd w:fill="0F172A"/>
-            <w:tcMar>
-              <w:top w:w="120" w:type="dxa"/>
-              <w:bottom w:w="120" w:type="dxa"/>
-              <w:left w:w="140" w:type="dxa"/>
-              <w:right w:w="140" w:type="dxa"/>
-            </w:tcMar>
-          </w:tcPr>
-          <w:p>
-            <w:pPr>
-              <w:jc w:val="left"/>
-            </w:pPr>
-            <w:r>
-              <w:rPr>
-                <w:b/>
-                <w:color w:val="FFFFFF"/>
-                <w:sz w:val="18"/>
-              </w:rPr>
-              <w:t>Operational Benchmark</w:t>
-            </w:r>
-          </w:p>
-        </w:tc>
-        <w:tc>
-          <w:tcPr>
-            <w:tcW w:type="dxa" w:w="1728"/>
-            <w:shd w:fill="0F172A"/>
-            <w:tcMar>
-              <w:top w:w="120" w:type="dxa"/>
-              <w:bottom w:w="120" w:type="dxa"/>
-              <w:left w:w="140" w:type="dxa"/>
-              <w:right w:w="140" w:type="dxa"/>
-            </w:tcMar>
-          </w:tcPr>
-          <w:p>
-            <w:pPr>
-              <w:jc w:val="left"/>
-            </w:pPr>
-            <w:r>
-              <w:rPr>
-                <w:b/>
-                <w:color w:val="FFFFFF"/>
-                <w:sz w:val="18"/>
-              </w:rPr>
-              <w:t>Status</w:t>
-            </w:r>
-          </w:p>
-        </w:tc>
-      </w:tr>
-      <w:tr>
-        <w:tc>
-          <w:tcPr>
-            <w:tcW w:type="dxa" w:w="1728"/>
-            <w:shd w:fill="FFFFFF"/>
-            <w:tcMar>
-              <w:top w:w="80" w:type="dxa"/>
-              <w:bottom w:w="80" w:type="dxa"/>
-              <w:left w:w="140" w:type="dxa"/>
-              <w:right w:w="140" w:type="dxa"/>
-            </w:tcMar>
-          </w:tcPr>
-          <w:p>
-            <w:r>
-              <w:rPr>
-                <w:color w:val="334155"/>
-                <w:sz w:val="17"/>
-              </w:rPr>
-              <w:t>Total Outbound Shipments</w:t>
-            </w:r>
-          </w:p>
-        </w:tc>
-        <w:tc>
-          <w:tcPr>
-            <w:tcW w:type="dxa" w:w="1728"/>
-            <w:shd w:fill="FFFFFF"/>
-            <w:tcMar>
-              <w:top w:w="80" w:type="dxa"/>
-              <w:bottom w:w="80" w:type="dxa"/>
-              <w:left w:w="140" w:type="dxa"/>
-              <w:right w:w="140" w:type="dxa"/>
-            </w:tcMar>
-          </w:tcPr>
-          <w:p>
-            <w:r>
-              <w:rPr>
-                <w:color w:val="334155"/>
-                <w:sz w:val="17"/>
-              </w:rPr>
-              <w:t>Gross Dispatch</w:t>
-            </w:r>
-          </w:p>
-        </w:tc>
-        <w:tc>
-          <w:tcPr>
-            <w:tcW w:type="dxa" w:w="1728"/>
-            <w:shd w:fill="FFFFFF"/>
-            <w:tcMar>
-              <w:top w:w="80" w:type="dxa"/>
-              <w:bottom w:w="80" w:type="dxa"/>
-              <w:left w:w="140" w:type="dxa"/>
-              <w:right w:w="140" w:type="dxa"/>
-            </w:tcMar>
-          </w:tcPr>
-          <w:p>
-            <w:r>
-              <w:rPr>
-                <w:color w:val="334155"/>
-                <w:sz w:val="17"/>
-              </w:rPr>
-              <w:t>104,987 Parcels</w:t>
-            </w:r>
-          </w:p>
-        </w:tc>
-        <w:tc>
-          <w:tcPr>
-            <w:tcW w:type="dxa" w:w="1728"/>
-            <w:shd w:fill="FFFFFF"/>
-            <w:tcMar>
-              <w:top w:w="80" w:type="dxa"/>
-              <w:bottom w:w="80" w:type="dxa"/>
-              <w:left w:w="140" w:type="dxa"/>
-              <w:right w:w="140" w:type="dxa"/>
-            </w:tcMar>
-          </w:tcPr>
-          <w:p>
-            <w:r>
-              <w:rPr>
-                <w:color w:val="334155"/>
-                <w:sz w:val="17"/>
-              </w:rPr>
-              <w:t>82,540 Delivered (78.6%)</w:t>
-            </w:r>
-          </w:p>
-        </w:tc>
-        <w:tc>
-          <w:tcPr>
-            <w:tcW w:type="dxa" w:w="1728"/>
-            <w:shd w:fill="FFFFFF"/>
-            <w:tcMar>
-              <w:top w:w="80" w:type="dxa"/>
-              <w:bottom w:w="80" w:type="dxa"/>
-              <w:left w:w="140" w:type="dxa"/>
-              <w:right w:w="140" w:type="dxa"/>
-            </w:tcMar>
-          </w:tcPr>
-          <w:p>
-            <w:r>
-              <w:rPr>
-                <w:color w:val="334155"/>
-                <w:sz w:val="17"/>
-              </w:rPr>
-              <w:t>Active</w:t>
-            </w:r>
-          </w:p>
-        </w:tc>
-      </w:tr>
-      <w:tr>
-        <w:tc>
-          <w:tcPr>
-            <w:tcW w:type="dxa" w:w="1728"/>
-            <w:shd w:fill="F8FAFC"/>
-            <w:tcMar>
-              <w:top w:w="80" w:type="dxa"/>
-              <w:bottom w:w="80" w:type="dxa"/>
-              <w:left w:w="140" w:type="dxa"/>
-              <w:right w:w="140" w:type="dxa"/>
-            </w:tcMar>
-          </w:tcPr>
-          <w:p>
-            <w:r>
-              <w:rPr>
-                <w:color w:val="334155"/>
-                <w:sz w:val="17"/>
-              </w:rPr>
-              <w:t>Carrier On-Time SLA</w:t>
-            </w:r>
-          </w:p>
-        </w:tc>
-        <w:tc>
-          <w:tcPr>
-            <w:tcW w:type="dxa" w:w="1728"/>
-            <w:shd w:fill="F8FAFC"/>
-            <w:tcMar>
-              <w:top w:w="80" w:type="dxa"/>
-              <w:bottom w:w="80" w:type="dxa"/>
-              <w:left w:w="140" w:type="dxa"/>
-              <w:right w:w="140" w:type="dxa"/>
-            </w:tcMar>
-          </w:tcPr>
-          <w:p>
-            <w:r>
-              <w:rPr>
-                <w:color w:val="334155"/>
-                <w:sz w:val="17"/>
-              </w:rPr>
-              <w:t>&lt;= 5 Days Transit</w:t>
-            </w:r>
-          </w:p>
-        </w:tc>
-        <w:tc>
-          <w:tcPr>
-            <w:tcW w:type="dxa" w:w="1728"/>
-            <w:shd w:fill="F8FAFC"/>
-            <w:tcMar>
-              <w:top w:w="80" w:type="dxa"/>
-              <w:bottom w:w="80" w:type="dxa"/>
-              <w:left w:w="140" w:type="dxa"/>
-              <w:right w:w="140" w:type="dxa"/>
-            </w:tcMar>
-          </w:tcPr>
-          <w:p>
-            <w:r>
-              <w:rPr>
-                <w:color w:val="334155"/>
-                <w:sz w:val="17"/>
-              </w:rPr>
-              <w:t>79.80% On-Time</w:t>
-            </w:r>
-          </w:p>
-        </w:tc>
-        <w:tc>
-          <w:tcPr>
-            <w:tcW w:type="dxa" w:w="1728"/>
-            <w:shd w:fill="F8FAFC"/>
-            <w:tcMar>
-              <w:top w:w="80" w:type="dxa"/>
-              <w:bottom w:w="80" w:type="dxa"/>
-              <w:left w:w="140" w:type="dxa"/>
-              <w:right w:w="140" w:type="dxa"/>
-            </w:tcMar>
-          </w:tcPr>
-          <w:p>
-            <w:r>
-              <w:rPr>
-                <w:color w:val="334155"/>
-                <w:sz w:val="17"/>
-              </w:rPr>
-              <w:t>Target SLA: &gt;= 85.0%</w:t>
-            </w:r>
-          </w:p>
-        </w:tc>
-        <w:tc>
-          <w:tcPr>
-            <w:tcW w:type="dxa" w:w="1728"/>
-            <w:shd w:fill="F8FAFC"/>
-            <w:tcMar>
-              <w:top w:w="80" w:type="dxa"/>
-              <w:bottom w:w="80" w:type="dxa"/>
-              <w:left w:w="140" w:type="dxa"/>
-              <w:right w:w="140" w:type="dxa"/>
-            </w:tcMar>
-          </w:tcPr>
-          <w:p>
-            <w:r>
-              <w:rPr>
-                <w:color w:val="334155"/>
-                <w:sz w:val="17"/>
-              </w:rPr>
-              <w:t>Attention</w:t>
-            </w:r>
-          </w:p>
-        </w:tc>
-      </w:tr>
-      <w:tr>
-        <w:tc>
-          <w:tcPr>
-            <w:tcW w:type="dxa" w:w="1728"/>
-            <w:shd w:fill="FFFFFF"/>
-            <w:tcMar>
-              <w:top w:w="80" w:type="dxa"/>
-              <w:bottom w:w="80" w:type="dxa"/>
-              <w:left w:w="140" w:type="dxa"/>
-              <w:right w:w="140" w:type="dxa"/>
-            </w:tcMar>
-          </w:tcPr>
-          <w:p>
-            <w:r>
-              <w:rPr>
-                <w:color w:val="334155"/>
-                <w:sz w:val="17"/>
-              </w:rPr>
-              <w:t>Average Lead Time</w:t>
-            </w:r>
-          </w:p>
-        </w:tc>
-        <w:tc>
-          <w:tcPr>
-            <w:tcW w:type="dxa" w:w="1728"/>
-            <w:shd w:fill="FFFFFF"/>
-            <w:tcMar>
-              <w:top w:w="80" w:type="dxa"/>
-              <w:bottom w:w="80" w:type="dxa"/>
-              <w:left w:w="140" w:type="dxa"/>
-              <w:right w:w="140" w:type="dxa"/>
-            </w:tcMar>
-          </w:tcPr>
-          <w:p>
-            <w:r>
-              <w:rPr>
-                <w:color w:val="334155"/>
-                <w:sz w:val="17"/>
-              </w:rPr>
-              <w:t>Dispatch to Handover</w:t>
-            </w:r>
-          </w:p>
-        </w:tc>
-        <w:tc>
-          <w:tcPr>
-            <w:tcW w:type="dxa" w:w="1728"/>
-            <w:shd w:fill="FFFFFF"/>
-            <w:tcMar>
-              <w:top w:w="80" w:type="dxa"/>
-              <w:bottom w:w="80" w:type="dxa"/>
-              <w:left w:w="140" w:type="dxa"/>
-              <w:right w:w="140" w:type="dxa"/>
-            </w:tcMar>
-          </w:tcPr>
-          <w:p>
-            <w:r>
-              <w:rPr>
-                <w:color w:val="334155"/>
-                <w:sz w:val="17"/>
-              </w:rPr>
-              <w:t>4.00 Days</w:t>
-            </w:r>
-          </w:p>
-        </w:tc>
-        <w:tc>
-          <w:tcPr>
-            <w:tcW w:type="dxa" w:w="1728"/>
-            <w:shd w:fill="FFFFFF"/>
-            <w:tcMar>
-              <w:top w:w="80" w:type="dxa"/>
-              <w:bottom w:w="80" w:type="dxa"/>
-              <w:left w:w="140" w:type="dxa"/>
-              <w:right w:w="140" w:type="dxa"/>
-            </w:tcMar>
-          </w:tcPr>
-          <w:p>
-            <w:r>
-              <w:rPr>
-                <w:color w:val="334155"/>
-                <w:sz w:val="17"/>
-              </w:rPr>
-              <w:t>Target: &lt;= 3.5 Days</w:t>
-            </w:r>
-          </w:p>
-        </w:tc>
-        <w:tc>
-          <w:tcPr>
-            <w:tcW w:type="dxa" w:w="1728"/>
-            <w:shd w:fill="FFFFFF"/>
-            <w:tcMar>
-              <w:top w:w="80" w:type="dxa"/>
-              <w:bottom w:w="80" w:type="dxa"/>
-              <w:left w:w="140" w:type="dxa"/>
-              <w:right w:w="140" w:type="dxa"/>
-            </w:tcMar>
-          </w:tcPr>
-          <w:p>
-            <w:r>
-              <w:rPr>
-                <w:color w:val="334155"/>
-                <w:sz w:val="17"/>
-              </w:rPr>
-              <w:t>Within Range</w:t>
-            </w:r>
-          </w:p>
-        </w:tc>
-      </w:tr>
-      <w:tr>
-        <w:tc>
-          <w:tcPr>
-            <w:tcW w:type="dxa" w:w="1728"/>
-            <w:shd w:fill="F8FAFC"/>
-            <w:tcMar>
-              <w:top w:w="80" w:type="dxa"/>
-              <w:bottom w:w="80" w:type="dxa"/>
-              <w:left w:w="140" w:type="dxa"/>
-              <w:right w:w="140" w:type="dxa"/>
-            </w:tcMar>
-          </w:tcPr>
-          <w:p>
-            <w:r>
-              <w:rPr>
-                <w:color w:val="334155"/>
-                <w:sz w:val="17"/>
-              </w:rPr>
-              <w:t>Central Warehouses (5)</w:t>
-            </w:r>
-          </w:p>
-        </w:tc>
-        <w:tc>
-          <w:tcPr>
-            <w:tcW w:type="dxa" w:w="1728"/>
-            <w:shd w:fill="F8FAFC"/>
-            <w:tcMar>
-              <w:top w:w="80" w:type="dxa"/>
-              <w:bottom w:w="80" w:type="dxa"/>
-              <w:left w:w="140" w:type="dxa"/>
-              <w:right w:w="140" w:type="dxa"/>
-            </w:tcMar>
-          </w:tcPr>
-          <w:p>
-            <w:r>
-              <w:rPr>
-                <w:color w:val="334155"/>
-                <w:sz w:val="17"/>
-              </w:rPr>
-              <w:t>Distribution DCs</w:t>
-            </w:r>
-          </w:p>
-        </w:tc>
-        <w:tc>
-          <w:tcPr>
-            <w:tcW w:type="dxa" w:w="1728"/>
-            <w:shd w:fill="F8FAFC"/>
-            <w:tcMar>
-              <w:top w:w="80" w:type="dxa"/>
-              <w:bottom w:w="80" w:type="dxa"/>
-              <w:left w:w="140" w:type="dxa"/>
-              <w:right w:w="140" w:type="dxa"/>
-            </w:tcMar>
-          </w:tcPr>
-          <w:p>
-            <w:r>
-              <w:rPr>
-                <w:color w:val="334155"/>
-                <w:sz w:val="17"/>
-              </w:rPr>
-              <w:t>830,000 Sq Ft</w:t>
-            </w:r>
-          </w:p>
-        </w:tc>
-        <w:tc>
-          <w:tcPr>
-            <w:tcW w:type="dxa" w:w="1728"/>
-            <w:shd w:fill="F8FAFC"/>
-            <w:tcMar>
-              <w:top w:w="80" w:type="dxa"/>
-              <w:bottom w:w="80" w:type="dxa"/>
-              <w:left w:w="140" w:type="dxa"/>
-              <w:right w:w="140" w:type="dxa"/>
-            </w:tcMar>
-          </w:tcPr>
-          <w:p>
-            <w:r>
-              <w:rPr>
-                <w:color w:val="334155"/>
-                <w:sz w:val="17"/>
-              </w:rPr>
-              <w:t>2,000 Inbound Shipments</w:t>
-            </w:r>
-          </w:p>
-        </w:tc>
-        <w:tc>
-          <w:tcPr>
-            <w:tcW w:type="dxa" w:w="1728"/>
-            <w:shd w:fill="F8FAFC"/>
-            <w:tcMar>
-              <w:top w:w="80" w:type="dxa"/>
-              <w:bottom w:w="80" w:type="dxa"/>
-              <w:left w:w="140" w:type="dxa"/>
-              <w:right w:w="140" w:type="dxa"/>
-            </w:tcMar>
-          </w:tcPr>
-          <w:p>
-            <w:r>
-              <w:rPr>
-                <w:color w:val="334155"/>
-                <w:sz w:val="17"/>
-              </w:rPr>
-              <w:t>Operational</w:t>
-            </w:r>
-          </w:p>
-        </w:tc>
-      </w:tr>
-      <w:tr>
-        <w:tc>
-          <w:tcPr>
-            <w:tcW w:type="dxa" w:w="1728"/>
-            <w:shd w:fill="FFFFFF"/>
-            <w:tcMar>
-              <w:top w:w="80" w:type="dxa"/>
-              <w:bottom w:w="80" w:type="dxa"/>
-              <w:left w:w="140" w:type="dxa"/>
-              <w:right w:w="140" w:type="dxa"/>
-            </w:tcMar>
-          </w:tcPr>
-          <w:p>
-            <w:r>
-              <w:rPr>
-                <w:color w:val="334155"/>
-                <w:sz w:val="17"/>
-              </w:rPr>
-              <w:t>Inbound Freight Pipeline</w:t>
-            </w:r>
-          </w:p>
-        </w:tc>
-        <w:tc>
-          <w:tcPr>
-            <w:tcW w:type="dxa" w:w="1728"/>
-            <w:shd w:fill="FFFFFF"/>
-            <w:tcMar>
-              <w:top w:w="80" w:type="dxa"/>
-              <w:bottom w:w="80" w:type="dxa"/>
-              <w:left w:w="140" w:type="dxa"/>
-              <w:right w:w="140" w:type="dxa"/>
-            </w:tcMar>
-          </w:tcPr>
-          <w:p>
-            <w:r>
-              <w:rPr>
-                <w:color w:val="334155"/>
-                <w:sz w:val="17"/>
-              </w:rPr>
-              <w:t>Supplier Deliveries</w:t>
-            </w:r>
-          </w:p>
-        </w:tc>
-        <w:tc>
-          <w:tcPr>
-            <w:tcW w:type="dxa" w:w="1728"/>
-            <w:shd w:fill="FFFFFF"/>
-            <w:tcMar>
-              <w:top w:w="80" w:type="dxa"/>
-              <w:bottom w:w="80" w:type="dxa"/>
-              <w:left w:w="140" w:type="dxa"/>
-              <w:right w:w="140" w:type="dxa"/>
-            </w:tcMar>
-          </w:tcPr>
-          <w:p>
-            <w:r>
-              <w:rPr>
-                <w:color w:val="334155"/>
-                <w:sz w:val="17"/>
-              </w:rPr>
-              <w:t>2,000 Shipments</w:t>
-            </w:r>
-          </w:p>
-        </w:tc>
-        <w:tc>
-          <w:tcPr>
-            <w:tcW w:type="dxa" w:w="1728"/>
-            <w:shd w:fill="FFFFFF"/>
-            <w:tcMar>
-              <w:top w:w="80" w:type="dxa"/>
-              <w:bottom w:w="80" w:type="dxa"/>
-              <w:left w:w="140" w:type="dxa"/>
-              <w:right w:w="140" w:type="dxa"/>
-            </w:tcMar>
-          </w:tcPr>
-          <w:p>
-            <w:r>
-              <w:rPr>
-                <w:color w:val="334155"/>
-                <w:sz w:val="17"/>
-              </w:rPr>
-              <w:t>91 Delayed (4.55% Delay)</w:t>
-            </w:r>
-          </w:p>
-        </w:tc>
-        <w:tc>
-          <w:tcPr>
-            <w:tcW w:type="dxa" w:w="1728"/>
-            <w:shd w:fill="FFFFFF"/>
-            <w:tcMar>
-              <w:top w:w="80" w:type="dxa"/>
-              <w:bottom w:w="80" w:type="dxa"/>
-              <w:left w:w="140" w:type="dxa"/>
-              <w:right w:w="140" w:type="dxa"/>
-            </w:tcMar>
-          </w:tcPr>
-          <w:p>
-            <w:r>
-              <w:rPr>
-                <w:color w:val="334155"/>
-                <w:sz w:val="17"/>
-              </w:rPr>
-              <w:t>Normal</w:t>
-            </w:r>
-          </w:p>
-        </w:tc>
-      </w:tr>
-    </w:tbl>
-    <w:p>
-      <w:pPr>
-        <w:spacing w:after="200"/>
-      </w:pPr>
-    </w:p>
-    <w:p>
-      <w:pPr>
-        <w:spacing w:before="280" w:after="120"/>
-      </w:pPr>
-      <w:r>
-        <w:rPr>
-          <w:b/>
-          <w:color w:val="1E293B"/>
-          <w:sz w:val="28"/>
+          <w:sz w:val="26"/>
         </w:rPr>
         <w:t>Authoritative Production SQL Queries</w:t>
       </w:r>
@@ -2442,12 +3467,12 @@
         <w:rPr>
           <w:b/>
         </w:rPr>
-        <w:t>SQL 1.1: Multi-Platform Ad Spend Allocation &amp; Budget Utilization (Grain: Platform Grain)</w:t>
+        <w:t>SQL 1.1: Multi-Platform Ad Spend &amp; Budget Utilization (Grain: Platform Grain)</w:t>
       </w:r>
     </w:p>
     <w:p>
       <w:r>
-        <w:t>Business Purpose: Aggregates total realized advertising expenditure, campaign count, and percentage share across all paid marketing channels.</w:t>
+        <w:t>Business Purpose: Aggregates ad spend, campaign volume, and platform share percentage across paid channels.</w:t>
       </w:r>
     </w:p>
     <w:tbl>
@@ -2465,10 +3490,10 @@
             <w:tcW w:type="dxa" w:w="8640"/>
             <w:shd w:fill="F1F5F9"/>
             <w:tcMar>
-              <w:top w:w="120" w:type="dxa"/>
-              <w:bottom w:w="120" w:type="dxa"/>
-              <w:left w:w="160" w:type="dxa"/>
-              <w:right w:w="160" w:type="dxa"/>
+              <w:top w:w="100" w:type="dxa"/>
+              <w:bottom w:w="100" w:type="dxa"/>
+              <w:left w:w="140" w:type="dxa"/>
+              <w:right w:w="140" w:type="dxa"/>
             </w:tcMar>
           </w:tcPr>
           <w:p>
@@ -2479,23 +3504,15 @@
               <w:rPr>
                 <w:rFonts w:ascii="Consolas" w:hAnsi="Consolas"/>
                 <w:color w:val="1E293B"/>
-                <w:sz w:val="17"/>
+                <w:sz w:val="16"/>
               </w:rPr>
-              <w:t xml:space="preserve">SELECT </w:t>
-              <w:br/>
-              <w:t xml:space="preserve">    platform,</w:t>
-              <w:br/>
-              <w:t xml:space="preserve">    COUNT(DISTINCT campaign_id) AS active_campaigns,</w:t>
+              <w:t>SELECT platform, COUNT(DISTINCT campaign_id) AS active_campaigns,</w:t>
               <w:br/>
               <w:t xml:space="preserve">    ROUND(SUM(amount), 2) AS total_ad_spend,</w:t>
               <w:br/>
               <w:t xml:space="preserve">    ROUND(SUM(amount) / SUM(SUM(amount)) OVER () * 100, 2) AS platform_share_pct</w:t>
               <w:br/>
-              <w:t>FROM marketing.ads_spend</w:t>
-              <w:br/>
-              <w:t>GROUP BY platform</w:t>
-              <w:br/>
-              <w:t>ORDER BY total_ad_spend DESC;</w:t>
+              <w:t>FROM marketing.ads_spend GROUP BY platform ORDER BY total_ad_spend DESC;</w:t>
             </w:r>
           </w:p>
         </w:tc>
@@ -2503,7 +3520,7 @@
     </w:tbl>
     <w:p>
       <w:pPr>
-        <w:spacing w:after="160"/>
+        <w:spacing w:after="120"/>
       </w:pPr>
     </w:p>
     <w:p>
@@ -2511,12 +3528,12 @@
         <w:rPr>
           <w:b/>
         </w:rPr>
-        <w:t>SQL 1.2: Email Engagement &amp; Conversion Funnel (Grain: Marketing Campaign Grain)</w:t>
+        <w:t>SQL 1.2: E-Commerce Conversion Funnel Progression (Grain: User Session Grain)</w:t>
       </w:r>
     </w:p>
     <w:p>
       <w:r>
-        <w:t>Business Purpose: Measures total customer communication volume, email open rates, and click-through rates.</w:t>
+        <w:t>Business Purpose: Measures drop-offs from session landing to order completion.</w:t>
       </w:r>
     </w:p>
     <w:tbl>
@@ -2534,10 +3551,10 @@
             <w:tcW w:type="dxa" w:w="8640"/>
             <w:shd w:fill="F1F5F9"/>
             <w:tcMar>
-              <w:top w:w="120" w:type="dxa"/>
-              <w:bottom w:w="120" w:type="dxa"/>
-              <w:left w:w="160" w:type="dxa"/>
-              <w:right w:w="160" w:type="dxa"/>
+              <w:top w:w="100" w:type="dxa"/>
+              <w:bottom w:w="100" w:type="dxa"/>
+              <w:left w:w="140" w:type="dxa"/>
+              <w:right w:w="140" w:type="dxa"/>
             </w:tcMar>
           </w:tcPr>
           <w:p>
@@ -2548,21 +3565,21 @@
               <w:rPr>
                 <w:rFonts w:ascii="Consolas" w:hAnsi="Consolas"/>
                 <w:color w:val="1E293B"/>
-                <w:sz w:val="17"/>
+                <w:sz w:val="16"/>
               </w:rPr>
               <w:t xml:space="preserve">SELECT </w:t>
               <w:br/>
-              <w:t xml:space="preserve">    SUM(emails_sent) AS total_sent,</w:t>
+              <w:t xml:space="preserve">    COUNT(DISTINCT session_id) AS total_sessions,</w:t>
               <w:br/>
-              <w:t xml:space="preserve">    SUM(emails_opened) AS total_opened,</w:t>
+              <w:t xml:space="preserve">    COUNT(DISTINCT CASE WHEN event_type = 'view_item' THEN session_id END) AS product_views,</w:t>
               <w:br/>
-              <w:t xml:space="preserve">    SUM(emails_clicked) AS total_clicked,</w:t>
+              <w:t xml:space="preserve">    COUNT(DISTINCT CASE WHEN event_type = 'add_to_cart' THEN session_id END) AS cart_additions,</w:t>
               <w:br/>
-              <w:t xml:space="preserve">    ROUND(SUM(emails_opened)::numeric / NULLIF(SUM(emails_sent), 0) * 100, 2) AS open_rate_pct,</w:t>
+              <w:t xml:space="preserve">    COUNT(DISTINCT CASE WHEN event_type = 'checkout' THEN session_id END) AS checkouts_started,</w:t>
               <w:br/>
-              <w:t xml:space="preserve">    ROUND(SUM(emails_clicked)::numeric / NULLIF(SUM(emails_opened), 0) * 100, 2) AS ctr_pct</w:t>
+              <w:t xml:space="preserve">    COUNT(DISTINCT CASE WHEN event_type = 'purchase' THEN session_id END) AS orders_completed</w:t>
               <w:br/>
-              <w:t>FROM marketing.email_clicks;</w:t>
+              <w:t>FROM web_events.user_events;</w:t>
             </w:r>
           </w:p>
         </w:tc>
@@ -2570,7 +3587,7 @@
     </w:tbl>
     <w:p>
       <w:pPr>
-        <w:spacing w:after="160"/>
+        <w:spacing w:after="120"/>
       </w:pPr>
     </w:p>
     <w:p>
@@ -2578,12 +3595,12 @@
         <w:rPr>
           <w:b/>
         </w:rPr>
-        <w:t>SQL 1.3: Digital Traffic &amp; Device Ecosystem Distribution (Grain: Device Type Grain)</w:t>
+        <w:t>SQL 1.3: Courier Partner On-Time SLA &amp; Transit Lead Times (Grain: Courier Partner Grain)</w:t>
       </w:r>
     </w:p>
     <w:p>
       <w:r>
-        <w:t>Business Purpose: Quantifies digital web footprint and mobile vs desktop traffic velocity.</w:t>
+        <w:t>Business Purpose: Evaluates logistics partners on fulfilled volumes, TAT lead time, and SLA conformance.</w:t>
       </w:r>
     </w:p>
     <w:tbl>
@@ -2601,10 +3618,10 @@
             <w:tcW w:type="dxa" w:w="8640"/>
             <w:shd w:fill="F1F5F9"/>
             <w:tcMar>
-              <w:top w:w="120" w:type="dxa"/>
-              <w:bottom w:w="120" w:type="dxa"/>
-              <w:left w:w="160" w:type="dxa"/>
-              <w:right w:w="160" w:type="dxa"/>
+              <w:top w:w="100" w:type="dxa"/>
+              <w:bottom w:w="100" w:type="dxa"/>
+              <w:left w:w="140" w:type="dxa"/>
+              <w:right w:w="140" w:type="dxa"/>
             </w:tcMar>
           </w:tcPr>
           <w:p>
@@ -2615,23 +3632,19 @@
               <w:rPr>
                 <w:rFonts w:ascii="Consolas" w:hAnsi="Consolas"/>
                 <w:color w:val="1E293B"/>
-                <w:sz w:val="17"/>
+                <w:sz w:val="16"/>
               </w:rPr>
-              <w:t xml:space="preserve">SELECT </w:t>
+              <w:t>SELECT courier_name, COUNT(shipment_id) AS total_shipments,</w:t>
               <w:br/>
-              <w:t xml:space="preserve">    device_type,</w:t>
+              <w:t xml:space="preserve">    COUNT(CASE WHEN status = 'Delivered' THEN 1 END) AS delivered_parcels,</w:t>
               <w:br/>
-              <w:t xml:space="preserve">    COUNT(view_id) AS page_views,</w:t>
+              <w:t xml:space="preserve">    ROUND(AVG(CASE WHEN status = 'Delivered' THEN delivered_date - shipped_date END)::numeric, 2) AS avg_lead_days,</w:t>
               <w:br/>
-              <w:t xml:space="preserve">    COUNT(DISTINCT session_id) AS session_count,</w:t>
+              <w:t xml:space="preserve">    ROUND(COUNT(CASE WHEN status = 'Delivered' AND (delivered_date - shipped_date) &lt;= 5 THEN 1 END)::numeric </w:t>
               <w:br/>
-              <w:t xml:space="preserve">    ROUND(COUNT(view_id)::numeric / SUM(COUNT(view_id)) OVER () * 100, 2) AS view_share_pct</w:t>
+              <w:t xml:space="preserve">        / NULLIF(COUNT(CASE WHEN status = 'Delivered' THEN 1 END), 0) * 100, 2) AS on_time_sla_pct</w:t>
               <w:br/>
-              <w:t>FROM web_events.page_views</w:t>
-              <w:br/>
-              <w:t>GROUP BY device_type</w:t>
-              <w:br/>
-              <w:t>ORDER BY page_views DESC;</w:t>
+              <w:t>FROM sales.shipments GROUP BY courier_name ORDER BY total_shipments DESC;</w:t>
             </w:r>
           </w:p>
         </w:tc>
@@ -2639,86 +3652,7 @@
     </w:tbl>
     <w:p>
       <w:pPr>
-        <w:spacing w:after="160"/>
-      </w:pPr>
-    </w:p>
-    <w:p>
-      <w:r>
-        <w:rPr>
-          <w:b/>
-        </w:rPr>
-        <w:t>SQL 1.4: Outbound Carrier On-Time SLA &amp; Transit Lead Times (Grain: Courier Partner Grain)</w:t>
-      </w:r>
-    </w:p>
-    <w:p>
-      <w:r>
-        <w:t>Business Purpose: Benchmarks logistics partners on fulfillment speed and SLA compliance.</w:t>
-      </w:r>
-    </w:p>
-    <w:tbl>
-      <w:tblPr>
-        <w:tblW w:type="auto" w:w="0"/>
-        <w:jc w:val="center"/>
-        <w:tblLook w:firstColumn="1" w:firstRow="1" w:lastColumn="0" w:lastRow="0" w:noHBand="0" w:noVBand="1" w:val="04A0"/>
-      </w:tblPr>
-      <w:tblGrid>
-        <w:gridCol w:w="8640"/>
-      </w:tblGrid>
-      <w:tr>
-        <w:tc>
-          <w:tcPr>
-            <w:tcW w:type="dxa" w:w="8640"/>
-            <w:shd w:fill="F1F5F9"/>
-            <w:tcMar>
-              <w:top w:w="120" w:type="dxa"/>
-              <w:bottom w:w="120" w:type="dxa"/>
-              <w:left w:w="160" w:type="dxa"/>
-              <w:right w:w="160" w:type="dxa"/>
-            </w:tcMar>
-          </w:tcPr>
-          <w:p>
-            <w:pPr>
-              <w:spacing w:after="0"/>
-            </w:pPr>
-            <w:r>
-              <w:rPr>
-                <w:rFonts w:ascii="Consolas" w:hAnsi="Consolas"/>
-                <w:color w:val="1E293B"/>
-                <w:sz w:val="17"/>
-              </w:rPr>
-              <w:t xml:space="preserve">SELECT </w:t>
-              <w:br/>
-              <w:t xml:space="preserve">    courier_name,</w:t>
-              <w:br/>
-              <w:t xml:space="preserve">    COUNT(shipment_id) AS total_shipments,</w:t>
-              <w:br/>
-              <w:t xml:space="preserve">    COUNT(CASE WHEN status = 'Delivered' THEN 1 END) AS delivered_parcels,</w:t>
-              <w:br/>
-              <w:t xml:space="preserve">    ROUND(AVG(CASE WHEN status = 'Delivered' THEN delivered_date - shipped_date END)::numeric, 2) AS avg_lead_days,</w:t>
-              <w:br/>
-              <w:t xml:space="preserve">    ROUND(</w:t>
-              <w:br/>
-              <w:t xml:space="preserve">        COUNT(CASE WHEN status = 'Delivered' AND (delivered_date - shipped_date) &lt;= 5 THEN 1 END)::numeric </w:t>
-              <w:br/>
-              <w:t xml:space="preserve">        / NULLIF(COUNT(CASE WHEN status = 'Delivered' THEN 1 END), 0) * 100, </w:t>
-              <w:br/>
-              <w:t xml:space="preserve">        2</w:t>
-              <w:br/>
-              <w:t xml:space="preserve">    ) AS on_time_sla_pct</w:t>
-              <w:br/>
-              <w:t>FROM sales.shipments</w:t>
-              <w:br/>
-              <w:t>GROUP BY courier_name</w:t>
-              <w:br/>
-              <w:t>ORDER BY total_shipments DESC;</w:t>
-            </w:r>
-          </w:p>
-        </w:tc>
-      </w:tr>
-    </w:tbl>
-    <w:p>
-      <w:pPr>
-        <w:spacing w:after="160"/>
+        <w:spacing w:after="120"/>
       </w:pPr>
     </w:p>
     <w:sectPr>
